--- a/Docs/Amoba_Funkcionalis_Specifikacio.docx
+++ b/Docs/Amoba_Funkcionalis_Specifikacio.docx
@@ -23,7 +23,7 @@
     </w:p>
     <w:p>
       <w:pPr>
-        <w:pStyle w:val="680"/>
+        <w:pStyle w:val="889"/>
         <w:pBdr/>
         <w:spacing w:after="80"/>
         <w:ind/>
@@ -52,7 +52,7 @@
     </w:p>
     <w:tbl>
       <w:tblPr>
-        <w:tblStyle w:val="691"/>
+        <w:tblStyle w:val="900"/>
         <w:tblInd w:w="0" w:type="dxa"/>
         <w:tblW w:w="9600" w:type="dxa"/>
         <w:tblBorders>
@@ -383,7 +383,7 @@
     </w:p>
     <w:p>
       <w:pPr>
-        <w:pStyle w:val="670"/>
+        <w:pStyle w:val="879"/>
         <w:pBdr/>
         <w:spacing w:after="160" w:before="320"/>
         <w:ind/>
@@ -396,7 +396,7 @@
     </w:p>
     <w:p>
       <w:pPr>
-        <w:pStyle w:val="671"/>
+        <w:pStyle w:val="880"/>
         <w:pBdr/>
         <w:spacing w:after="120" w:before="240"/>
         <w:ind/>
@@ -424,7 +424,7 @@
     </w:p>
     <w:p>
       <w:pPr>
-        <w:pStyle w:val="671"/>
+        <w:pStyle w:val="880"/>
         <w:pBdr/>
         <w:spacing w:after="120" w:before="240"/>
         <w:ind/>
@@ -437,7 +437,7 @@
     </w:p>
     <w:tbl>
       <w:tblPr>
-        <w:tblStyle w:val="692"/>
+        <w:tblStyle w:val="901"/>
         <w:tblInd w:w="0" w:type="dxa"/>
         <w:tblW w:w="9600" w:type="dxa"/>
         <w:tblBorders>
@@ -798,7 +798,7 @@
     </w:p>
     <w:p>
       <w:pPr>
-        <w:pStyle w:val="671"/>
+        <w:pStyle w:val="880"/>
         <w:pBdr/>
         <w:spacing w:after="120" w:before="240"/>
         <w:ind/>
@@ -811,7 +811,7 @@
     </w:p>
     <w:tbl>
       <w:tblPr>
-        <w:tblStyle w:val="693"/>
+        <w:tblStyle w:val="902"/>
         <w:tblInd w:w="0" w:type="dxa"/>
         <w:tblW w:w="9600" w:type="dxa"/>
         <w:tblBorders>
@@ -1162,7 +1162,7 @@
     </w:tbl>
     <w:p>
       <w:pPr>
-        <w:pStyle w:val="670"/>
+        <w:pStyle w:val="879"/>
         <w:pBdr/>
         <w:spacing w:after="160" w:before="320"/>
         <w:ind/>
@@ -1190,7 +1190,7 @@
     </w:p>
     <w:p>
       <w:pPr>
-        <w:pStyle w:val="671"/>
+        <w:pStyle w:val="880"/>
         <w:pBdr/>
         <w:spacing w:after="120" w:before="240"/>
         <w:ind/>
@@ -1203,7 +1203,7 @@
     </w:p>
     <w:tbl>
       <w:tblPr>
-        <w:tblStyle w:val="694"/>
+        <w:tblStyle w:val="903"/>
         <w:tblInd w:w="0" w:type="dxa"/>
         <w:tblW w:w="9600" w:type="dxa"/>
         <w:tblBorders>
@@ -1484,7 +1484,7 @@
     </w:p>
     <w:p>
       <w:pPr>
-        <w:pStyle w:val="671"/>
+        <w:pStyle w:val="880"/>
         <w:pBdr/>
         <w:spacing w:after="120" w:before="240"/>
         <w:ind/>
@@ -1497,7 +1497,7 @@
     </w:p>
     <w:tbl>
       <w:tblPr>
-        <w:tblStyle w:val="695"/>
+        <w:tblStyle w:val="904"/>
         <w:tblInd w:w="0" w:type="dxa"/>
         <w:tblW w:w="9600" w:type="dxa"/>
         <w:tblBorders>
@@ -1934,7 +1934,7 @@
     </w:p>
     <w:p>
       <w:pPr>
-        <w:pStyle w:val="670"/>
+        <w:pStyle w:val="879"/>
         <w:pBdr/>
         <w:spacing w:after="160" w:before="320"/>
         <w:ind/>
@@ -1959,7 +1959,7 @@
     </w:p>
     <w:tbl>
       <w:tblPr>
-        <w:tblStyle w:val="696"/>
+        <w:tblStyle w:val="905"/>
         <w:tblInd w:w="0" w:type="dxa"/>
         <w:tblW w:w="9600" w:type="dxa"/>
         <w:tblBorders>
@@ -2432,7 +2432,7 @@
     </w:p>
     <w:tbl>
       <w:tblPr>
-        <w:tblStyle w:val="697"/>
+        <w:tblStyle w:val="906"/>
         <w:tblInd w:w="0" w:type="dxa"/>
         <w:tblW w:w="9600" w:type="dxa"/>
         <w:tblBorders>
@@ -2903,7 +2903,7 @@
     </w:p>
     <w:tbl>
       <w:tblPr>
-        <w:tblStyle w:val="698"/>
+        <w:tblStyle w:val="907"/>
         <w:tblInd w:w="0" w:type="dxa"/>
         <w:tblW w:w="9600" w:type="dxa"/>
         <w:tblBorders>
@@ -3374,7 +3374,7 @@
     </w:p>
     <w:tbl>
       <w:tblPr>
-        <w:tblStyle w:val="699"/>
+        <w:tblStyle w:val="908"/>
         <w:tblInd w:w="0" w:type="dxa"/>
         <w:tblW w:w="9600" w:type="dxa"/>
         <w:tblBorders>
@@ -3847,7 +3847,7 @@
     </w:p>
     <w:tbl>
       <w:tblPr>
-        <w:tblStyle w:val="700"/>
+        <w:tblStyle w:val="909"/>
         <w:tblInd w:w="0" w:type="dxa"/>
         <w:tblW w:w="9600" w:type="dxa"/>
         <w:tblBorders>
@@ -4318,7 +4318,7 @@
     </w:p>
     <w:tbl>
       <w:tblPr>
-        <w:tblStyle w:val="701"/>
+        <w:tblStyle w:val="910"/>
         <w:tblInd w:w="0" w:type="dxa"/>
         <w:tblW w:w="9600" w:type="dxa"/>
         <w:tblBorders>
@@ -4538,7 +4538,13 @@
               <w:rPr/>
             </w:pPr>
             <w:r>
-              <w:t xml:space="preserve">3×3 táblán mind a 8 kombináció ellenőrzése: 3 sor, 3 oszlop, 2 átló. 5×5 táblán a győzelemhez szükséges jelek száma még nyitott döntés (lásd 6. fejezet).</w:t>
+              <w:t xml:space="preserve">3×3 táblán mind a 8 kombináció ellenőrzése: 3 sor, 3 oszlop, 2 átló. 5×5 táblán a győzelemhez szükséges jelek </w:t>
+            </w:r>
+            <w:r>
+              <w:rPr>
+                <w:lang w:val="hu-HU"/>
+              </w:rPr>
+              <w:t xml:space="preserve">száma 4, ugyanezen kombinációkban ellenőrizve. 3x3 táblán 3 jel kell.</w:t>
             </w:r>
             <w:r/>
           </w:p>
@@ -4801,7 +4807,7 @@
     </w:p>
     <w:tbl>
       <w:tblPr>
-        <w:tblStyle w:val="702"/>
+        <w:tblStyle w:val="911"/>
         <w:tblInd w:w="0" w:type="dxa"/>
         <w:tblW w:w="9600" w:type="dxa"/>
         <w:tblBorders>
@@ -5274,7 +5280,7 @@
     </w:p>
     <w:tbl>
       <w:tblPr>
-        <w:tblStyle w:val="703"/>
+        <w:tblStyle w:val="912"/>
         <w:tblInd w:w="0" w:type="dxa"/>
         <w:tblW w:w="9600" w:type="dxa"/>
         <w:tblBorders>
@@ -5751,7 +5757,7 @@
     </w:p>
     <w:tbl>
       <w:tblPr>
-        <w:tblStyle w:val="704"/>
+        <w:tblStyle w:val="913"/>
         <w:tblInd w:w="0" w:type="dxa"/>
         <w:tblW w:w="9600" w:type="dxa"/>
         <w:tblBorders>
@@ -6222,7 +6228,7 @@
     </w:p>
     <w:tbl>
       <w:tblPr>
-        <w:tblStyle w:val="705"/>
+        <w:tblStyle w:val="914"/>
         <w:tblInd w:w="0" w:type="dxa"/>
         <w:tblW w:w="9600" w:type="dxa"/>
         <w:tblBorders>
@@ -6695,7 +6701,7 @@
     </w:p>
     <w:p>
       <w:pPr>
-        <w:pStyle w:val="670"/>
+        <w:pStyle w:val="879"/>
         <w:pBdr/>
         <w:spacing w:after="160" w:before="320"/>
         <w:ind/>
@@ -6708,7 +6714,7 @@
     </w:p>
     <w:p>
       <w:pPr>
-        <w:pStyle w:val="671"/>
+        <w:pStyle w:val="880"/>
         <w:pBdr/>
         <w:spacing w:after="120" w:before="240"/>
         <w:ind/>
@@ -6721,7 +6727,7 @@
     </w:p>
     <w:tbl>
       <w:tblPr>
-        <w:tblStyle w:val="706"/>
+        <w:tblStyle w:val="915"/>
         <w:tblInd w:w="0" w:type="dxa"/>
         <w:tblW w:w="9600" w:type="dxa"/>
         <w:tblBorders>
@@ -7387,7 +7393,7 @@
     </w:p>
     <w:p>
       <w:pPr>
-        <w:pStyle w:val="671"/>
+        <w:pStyle w:val="880"/>
         <w:pBdr/>
         <w:spacing w:after="120" w:before="240"/>
         <w:ind/>
@@ -7412,7 +7418,7 @@
     </w:p>
     <w:tbl>
       <w:tblPr>
-        <w:tblStyle w:val="707"/>
+        <w:tblStyle w:val="916"/>
         <w:tblInd w:w="0" w:type="dxa"/>
         <w:tblW w:w="9600" w:type="dxa"/>
         <w:tblBorders>
@@ -7991,7 +7997,7 @@
     </w:tbl>
     <w:p>
       <w:pPr>
-        <w:pStyle w:val="670"/>
+        <w:pStyle w:val="879"/>
         <w:pBdr/>
         <w:spacing w:after="160" w:before="320"/>
         <w:ind/>
@@ -8004,7 +8010,7 @@
     </w:p>
     <w:tbl>
       <w:tblPr>
-        <w:tblStyle w:val="708"/>
+        <w:tblStyle w:val="917"/>
         <w:tblInd w:w="0" w:type="dxa"/>
         <w:tblW w:w="9600" w:type="dxa"/>
         <w:tblBorders>
@@ -8395,7 +8401,7 @@
     </w:p>
     <w:tbl>
       <w:tblPr>
-        <w:tblStyle w:val="709"/>
+        <w:tblStyle w:val="918"/>
         <w:tblInd w:w="0" w:type="dxa"/>
         <w:tblW w:w="9600" w:type="dxa"/>
         <w:tblBorders>
@@ -8798,7 +8804,7 @@
     </w:p>
     <w:tbl>
       <w:tblPr>
-        <w:tblStyle w:val="710"/>
+        <w:tblStyle w:val="919"/>
         <w:tblInd w:w="0" w:type="dxa"/>
         <w:tblW w:w="9600" w:type="dxa"/>
         <w:tblBorders>
@@ -9189,7 +9195,7 @@
     </w:p>
     <w:tbl>
       <w:tblPr>
-        <w:tblStyle w:val="711"/>
+        <w:tblStyle w:val="920"/>
         <w:tblInd w:w="0" w:type="dxa"/>
         <w:tblW w:w="9600" w:type="dxa"/>
         <w:tblBorders>
@@ -9580,7 +9586,7 @@
     </w:p>
     <w:tbl>
       <w:tblPr>
-        <w:tblStyle w:val="712"/>
+        <w:tblStyle w:val="921"/>
         <w:tblInd w:w="0" w:type="dxa"/>
         <w:tblW w:w="9600" w:type="dxa"/>
         <w:tblBorders>
@@ -9971,7 +9977,7 @@
     </w:p>
     <w:tbl>
       <w:tblPr>
-        <w:tblStyle w:val="713"/>
+        <w:tblStyle w:val="922"/>
         <w:tblInd w:w="0" w:type="dxa"/>
         <w:tblW w:w="9600" w:type="dxa"/>
         <w:tblBorders>
@@ -10350,7 +10356,7 @@
     </w:p>
     <w:tbl>
       <w:tblPr>
-        <w:tblStyle w:val="714"/>
+        <w:tblStyle w:val="923"/>
         <w:tblInd w:w="0" w:type="dxa"/>
         <w:tblW w:w="9600" w:type="dxa"/>
         <w:tblBorders>
@@ -10731,7 +10737,7 @@
     </w:p>
     <w:p>
       <w:pPr>
-        <w:pStyle w:val="670"/>
+        <w:pStyle w:val="879"/>
         <w:pBdr/>
         <w:spacing w:after="160" w:before="320"/>
         <w:ind/>
@@ -10744,7 +10750,7 @@
     </w:p>
     <w:p>
       <w:pPr>
-        <w:pStyle w:val="671"/>
+        <w:pStyle w:val="880"/>
         <w:pBdr/>
         <w:spacing w:after="120" w:before="240"/>
         <w:ind/>
@@ -10757,7 +10763,7 @@
     </w:p>
     <w:tbl>
       <w:tblPr>
-        <w:tblStyle w:val="715"/>
+        <w:tblStyle w:val="924"/>
         <w:tblInd w:w="0" w:type="dxa"/>
         <w:tblW w:w="9600" w:type="dxa"/>
         <w:tblBorders>
@@ -11218,7 +11224,7 @@
     </w:p>
     <w:p>
       <w:pPr>
-        <w:pStyle w:val="671"/>
+        <w:pStyle w:val="880"/>
         <w:pBdr/>
         <w:spacing w:after="120" w:before="240"/>
         <w:ind/>
@@ -11231,7 +11237,7 @@
     </w:p>
     <w:tbl>
       <w:tblPr>
-        <w:tblStyle w:val="716"/>
+        <w:tblStyle w:val="925"/>
         <w:tblInd w:w="0" w:type="dxa"/>
         <w:tblW w:w="9600" w:type="dxa"/>
         <w:tblBorders>
@@ -11766,7 +11772,6 @@
         <w:ind/>
         <w:rPr/>
       </w:pPr>
-      <w:r/>
       <w:r>
         <w:separator/>
       </w:r>
@@ -11781,7 +11786,6 @@
         <w:ind/>
         <w:rPr/>
       </w:pPr>
-      <w:r/>
       <w:r>
         <w:continuationSeparator/>
       </w:r>
@@ -11801,7 +11805,6 @@
         <w:ind/>
         <w:rPr/>
       </w:pPr>
-      <w:r/>
       <w:r>
         <w:separator/>
       </w:r>
@@ -11816,7 +11819,6 @@
         <w:ind/>
         <w:rPr/>
       </w:pPr>
-      <w:r/>
       <w:r>
         <w:continuationSeparator/>
       </w:r>
@@ -12118,9 +12120,9 @@
     <w:lsdException w:name="Bibliography" w:uiPriority="37"/>
     <w:lsdException w:name="TOC Heading" w:uiPriority="39" w:qFormat="1"/>
   </w:latentStyles>
-  <w:style w:type="table" w:styleId="12">
+  <w:style w:type="table" w:styleId="706">
     <w:name w:val="Table Grid"/>
-    <w:basedOn w:val="677"/>
+    <w:basedOn w:val="886"/>
     <w:uiPriority w:val="59"/>
     <w:pPr>
       <w:pBdr/>
@@ -12317,9 +12319,9 @@
       </w:tcPr>
     </w:tblStylePr>
   </w:style>
-  <w:style w:type="table" w:styleId="13">
+  <w:style w:type="table" w:styleId="707">
     <w:name w:val="Table Grid Light"/>
-    <w:basedOn w:val="677"/>
+    <w:basedOn w:val="886"/>
     <w:uiPriority w:val="59"/>
     <w:pPr>
       <w:pBdr/>
@@ -12516,9 +12518,9 @@
       </w:tcPr>
     </w:tblStylePr>
   </w:style>
-  <w:style w:type="table" w:styleId="14">
+  <w:style w:type="table" w:styleId="708">
     <w:name w:val="Plain Table 1"/>
-    <w:basedOn w:val="677"/>
+    <w:basedOn w:val="886"/>
     <w:uiPriority w:val="59"/>
     <w:pPr>
       <w:pBdr/>
@@ -12741,9 +12743,9 @@
       </w:tcPr>
     </w:tblStylePr>
   </w:style>
-  <w:style w:type="table" w:styleId="15">
+  <w:style w:type="table" w:styleId="709">
     <w:name w:val="Plain Table 2"/>
-    <w:basedOn w:val="677"/>
+    <w:basedOn w:val="886"/>
     <w:uiPriority w:val="59"/>
     <w:pPr>
       <w:pBdr/>
@@ -12974,9 +12976,9 @@
       </w:tcPr>
     </w:tblStylePr>
   </w:style>
-  <w:style w:type="table" w:styleId="16">
+  <w:style w:type="table" w:styleId="710">
     <w:name w:val="Plain Table 3"/>
-    <w:basedOn w:val="677"/>
+    <w:basedOn w:val="886"/>
     <w:uiPriority w:val="99"/>
     <w:pPr>
       <w:pBdr/>
@@ -13204,9 +13206,9 @@
       </w:tcPr>
     </w:tblStylePr>
   </w:style>
-  <w:style w:type="table" w:styleId="17">
+  <w:style w:type="table" w:styleId="711">
     <w:name w:val="Plain Table 4"/>
-    <w:basedOn w:val="677"/>
+    <w:basedOn w:val="886"/>
     <w:uiPriority w:val="99"/>
     <w:pPr>
       <w:pBdr/>
@@ -13420,9 +13422,9 @@
       </w:tcPr>
     </w:tblStylePr>
   </w:style>
-  <w:style w:type="table" w:styleId="18">
+  <w:style w:type="table" w:styleId="712">
     <w:name w:val="Plain Table 5"/>
-    <w:basedOn w:val="677"/>
+    <w:basedOn w:val="886"/>
     <w:uiPriority w:val="99"/>
     <w:pPr>
       <w:pBdr/>
@@ -13653,9 +13655,9 @@
       </w:tcPr>
     </w:tblStylePr>
   </w:style>
-  <w:style w:type="table" w:styleId="19">
+  <w:style w:type="table" w:styleId="713">
     <w:name w:val="Grid Table 1 Light"/>
-    <w:basedOn w:val="677"/>
+    <w:basedOn w:val="886"/>
     <w:uiPriority w:val="99"/>
     <w:pPr>
       <w:pBdr/>
@@ -13876,9 +13878,9 @@
       </w:tcPr>
     </w:tblStylePr>
   </w:style>
-  <w:style w:type="table" w:styleId="20">
+  <w:style w:type="table" w:styleId="714">
     <w:name w:val="Grid Table 1 Light - Accent 1"/>
-    <w:basedOn w:val="677"/>
+    <w:basedOn w:val="886"/>
     <w:uiPriority w:val="99"/>
     <w:pPr>
       <w:pBdr/>
@@ -14099,9 +14101,9 @@
       </w:tcPr>
     </w:tblStylePr>
   </w:style>
-  <w:style w:type="table" w:styleId="21">
+  <w:style w:type="table" w:styleId="715">
     <w:name w:val="Grid Table 1 Light - Accent 2"/>
-    <w:basedOn w:val="677"/>
+    <w:basedOn w:val="886"/>
     <w:uiPriority w:val="99"/>
     <w:pPr>
       <w:pBdr/>
@@ -14322,9 +14324,9 @@
       </w:tcPr>
     </w:tblStylePr>
   </w:style>
-  <w:style w:type="table" w:styleId="22">
+  <w:style w:type="table" w:styleId="716">
     <w:name w:val="Grid Table 1 Light - Accent 3"/>
-    <w:basedOn w:val="677"/>
+    <w:basedOn w:val="886"/>
     <w:uiPriority w:val="99"/>
     <w:pPr>
       <w:pBdr/>
@@ -14545,9 +14547,9 @@
       </w:tcPr>
     </w:tblStylePr>
   </w:style>
-  <w:style w:type="table" w:styleId="23">
+  <w:style w:type="table" w:styleId="717">
     <w:name w:val="Grid Table 1 Light - Accent 4"/>
-    <w:basedOn w:val="677"/>
+    <w:basedOn w:val="886"/>
     <w:uiPriority w:val="99"/>
     <w:pPr>
       <w:pBdr/>
@@ -14768,9 +14770,9 @@
       </w:tcPr>
     </w:tblStylePr>
   </w:style>
-  <w:style w:type="table" w:styleId="24">
+  <w:style w:type="table" w:styleId="718">
     <w:name w:val="Grid Table 1 Light - Accent 5"/>
-    <w:basedOn w:val="677"/>
+    <w:basedOn w:val="886"/>
     <w:uiPriority w:val="99"/>
     <w:pPr>
       <w:pBdr/>
@@ -14991,9 +14993,9 @@
       </w:tcPr>
     </w:tblStylePr>
   </w:style>
-  <w:style w:type="table" w:styleId="25">
+  <w:style w:type="table" w:styleId="719">
     <w:name w:val="Grid Table 1 Light - Accent 6"/>
-    <w:basedOn w:val="677"/>
+    <w:basedOn w:val="886"/>
     <w:uiPriority w:val="99"/>
     <w:pPr>
       <w:pBdr/>
@@ -15214,9 +15216,9 @@
       </w:tcPr>
     </w:tblStylePr>
   </w:style>
-  <w:style w:type="table" w:styleId="26">
+  <w:style w:type="table" w:styleId="720">
     <w:name w:val="Grid Table 2"/>
-    <w:basedOn w:val="677"/>
+    <w:basedOn w:val="886"/>
     <w:uiPriority w:val="99"/>
     <w:pPr>
       <w:pBdr/>
@@ -15446,9 +15448,9 @@
       </w:tcPr>
     </w:tblStylePr>
   </w:style>
-  <w:style w:type="table" w:styleId="27">
+  <w:style w:type="table" w:styleId="721">
     <w:name w:val="Grid Table 2 - Accent 1"/>
-    <w:basedOn w:val="677"/>
+    <w:basedOn w:val="886"/>
     <w:uiPriority w:val="99"/>
     <w:pPr>
       <w:pBdr/>
@@ -15678,9 +15680,9 @@
       </w:tcPr>
     </w:tblStylePr>
   </w:style>
-  <w:style w:type="table" w:styleId="28">
+  <w:style w:type="table" w:styleId="722">
     <w:name w:val="Grid Table 2 - Accent 2"/>
-    <w:basedOn w:val="677"/>
+    <w:basedOn w:val="886"/>
     <w:uiPriority w:val="99"/>
     <w:pPr>
       <w:pBdr/>
@@ -15910,9 +15912,9 @@
       </w:tcPr>
     </w:tblStylePr>
   </w:style>
-  <w:style w:type="table" w:styleId="29">
+  <w:style w:type="table" w:styleId="723">
     <w:name w:val="Grid Table 2 - Accent 3"/>
-    <w:basedOn w:val="677"/>
+    <w:basedOn w:val="886"/>
     <w:uiPriority w:val="99"/>
     <w:pPr>
       <w:pBdr/>
@@ -16142,9 +16144,9 @@
       </w:tcPr>
     </w:tblStylePr>
   </w:style>
-  <w:style w:type="table" w:styleId="30">
+  <w:style w:type="table" w:styleId="724">
     <w:name w:val="Grid Table 2 - Accent 4"/>
-    <w:basedOn w:val="677"/>
+    <w:basedOn w:val="886"/>
     <w:uiPriority w:val="99"/>
     <w:pPr>
       <w:pBdr/>
@@ -16374,9 +16376,9 @@
       </w:tcPr>
     </w:tblStylePr>
   </w:style>
-  <w:style w:type="table" w:styleId="31">
+  <w:style w:type="table" w:styleId="725">
     <w:name w:val="Grid Table 2 - Accent 5"/>
-    <w:basedOn w:val="677"/>
+    <w:basedOn w:val="886"/>
     <w:uiPriority w:val="99"/>
     <w:pPr>
       <w:pBdr/>
@@ -16606,9 +16608,9 @@
       </w:tcPr>
     </w:tblStylePr>
   </w:style>
-  <w:style w:type="table" w:styleId="32">
+  <w:style w:type="table" w:styleId="726">
     <w:name w:val="Grid Table 2 - Accent 6"/>
-    <w:basedOn w:val="677"/>
+    <w:basedOn w:val="886"/>
     <w:uiPriority w:val="99"/>
     <w:pPr>
       <w:pBdr/>
@@ -16838,9 +16840,9 @@
       </w:tcPr>
     </w:tblStylePr>
   </w:style>
-  <w:style w:type="table" w:styleId="33">
+  <w:style w:type="table" w:styleId="727">
     <w:name w:val="Grid Table 3"/>
-    <w:basedOn w:val="677"/>
+    <w:basedOn w:val="886"/>
     <w:uiPriority w:val="99"/>
     <w:pPr>
       <w:pBdr/>
@@ -16939,29 +16941,6 @@
         <w:tblBorders/>
       </w:tblPr>
       <w:tcPr>
-        <w:shd w:color="ffffff"/>
-        <w:tcBorders>
-          <w:top w:val="none" w:color="000000" w:sz="4" w:space="0"/>
-          <w:left w:val="none" w:color="000000" w:sz="4" w:space="0"/>
-          <w:bottom w:val="none" w:color="000000" w:sz="4" w:space="0"/>
-          <w:right w:val="none" w:color="000000" w:sz="4" w:space="0"/>
-        </w:tcBorders>
-      </w:tcPr>
-    </w:tblStylePr>
-    <w:tblStylePr w:type="firstRow">
-      <w:rPr>
-        <w:b/>
-        <w:color w:val="404040"/>
-      </w:rPr>
-      <w:pPr>
-        <w:pBdr/>
-        <w:spacing/>
-        <w:ind/>
-      </w:pPr>
-      <w:tblPr>
-        <w:tblBorders/>
-      </w:tblPr>
-      <w:tcPr>
         <w:shd w:val="clear" w:color="ffffff"/>
         <w:tcBorders>
           <w:top w:val="none" w:color="000000" w:sz="4" w:space="0"/>
@@ -16971,30 +16950,7 @@
         </w:tcBorders>
       </w:tcPr>
     </w:tblStylePr>
-    <w:tblStylePr w:type="lastCol">
-      <w:rPr>
-        <w:i/>
-        <w:color w:val="404040"/>
-      </w:rPr>
-      <w:pPr>
-        <w:pBdr/>
-        <w:spacing/>
-        <w:ind/>
-      </w:pPr>
-      <w:tblPr>
-        <w:tblBorders/>
-      </w:tblPr>
-      <w:tcPr>
-        <w:shd w:color="ffffff"/>
-        <w:tcBorders>
-          <w:top w:val="none" w:color="000000" w:sz="4" w:space="0"/>
-          <w:left w:val="none" w:color="000000" w:sz="4" w:space="0"/>
-          <w:bottom w:val="none" w:color="000000" w:sz="4" w:space="0"/>
-          <w:right w:val="none" w:color="000000" w:sz="4" w:space="0"/>
-        </w:tcBorders>
-      </w:tcPr>
-    </w:tblStylePr>
-    <w:tblStylePr w:type="lastRow">
+    <w:tblStylePr w:type="firstRow">
       <w:rPr>
         <w:b/>
         <w:color w:val="404040"/>
@@ -17017,6 +16973,52 @@
         </w:tcBorders>
       </w:tcPr>
     </w:tblStylePr>
+    <w:tblStylePr w:type="lastCol">
+      <w:rPr>
+        <w:i/>
+        <w:color w:val="404040"/>
+      </w:rPr>
+      <w:pPr>
+        <w:pBdr/>
+        <w:spacing/>
+        <w:ind/>
+      </w:pPr>
+      <w:tblPr>
+        <w:tblBorders/>
+      </w:tblPr>
+      <w:tcPr>
+        <w:shd w:val="clear" w:color="ffffff"/>
+        <w:tcBorders>
+          <w:top w:val="none" w:color="000000" w:sz="4" w:space="0"/>
+          <w:left w:val="none" w:color="000000" w:sz="4" w:space="0"/>
+          <w:bottom w:val="none" w:color="000000" w:sz="4" w:space="0"/>
+          <w:right w:val="none" w:color="000000" w:sz="4" w:space="0"/>
+        </w:tcBorders>
+      </w:tcPr>
+    </w:tblStylePr>
+    <w:tblStylePr w:type="lastRow">
+      <w:rPr>
+        <w:b/>
+        <w:color w:val="404040"/>
+      </w:rPr>
+      <w:pPr>
+        <w:pBdr/>
+        <w:spacing/>
+        <w:ind/>
+      </w:pPr>
+      <w:tblPr>
+        <w:tblBorders/>
+      </w:tblPr>
+      <w:tcPr>
+        <w:shd w:val="clear" w:color="ffffff"/>
+        <w:tcBorders>
+          <w:top w:val="none" w:color="000000" w:sz="4" w:space="0"/>
+          <w:left w:val="none" w:color="000000" w:sz="4" w:space="0"/>
+          <w:bottom w:val="none" w:color="000000" w:sz="4" w:space="0"/>
+          <w:right w:val="none" w:color="000000" w:sz="4" w:space="0"/>
+        </w:tcBorders>
+      </w:tcPr>
+    </w:tblStylePr>
     <w:tblStylePr w:type="nwCell">
       <w:pPr>
         <w:pBdr/>
@@ -17083,9 +17085,9 @@
       </w:tcPr>
     </w:tblStylePr>
   </w:style>
-  <w:style w:type="table" w:styleId="34">
+  <w:style w:type="table" w:styleId="728">
     <w:name w:val="Grid Table 3 - Accent 1"/>
-    <w:basedOn w:val="677"/>
+    <w:basedOn w:val="886"/>
     <w:uiPriority w:val="99"/>
     <w:pPr>
       <w:pBdr/>
@@ -17184,29 +17186,6 @@
         <w:tblBorders/>
       </w:tblPr>
       <w:tcPr>
-        <w:shd w:color="ffffff"/>
-        <w:tcBorders>
-          <w:top w:val="none" w:color="000000" w:sz="4" w:space="0"/>
-          <w:left w:val="none" w:color="000000" w:sz="4" w:space="0"/>
-          <w:bottom w:val="none" w:color="000000" w:sz="4" w:space="0"/>
-          <w:right w:val="none" w:color="000000" w:sz="4" w:space="0"/>
-        </w:tcBorders>
-      </w:tcPr>
-    </w:tblStylePr>
-    <w:tblStylePr w:type="firstRow">
-      <w:rPr>
-        <w:b/>
-        <w:color w:val="404040"/>
-      </w:rPr>
-      <w:pPr>
-        <w:pBdr/>
-        <w:spacing/>
-        <w:ind/>
-      </w:pPr>
-      <w:tblPr>
-        <w:tblBorders/>
-      </w:tblPr>
-      <w:tcPr>
         <w:shd w:val="clear" w:color="ffffff"/>
         <w:tcBorders>
           <w:top w:val="none" w:color="000000" w:sz="4" w:space="0"/>
@@ -17216,30 +17195,7 @@
         </w:tcBorders>
       </w:tcPr>
     </w:tblStylePr>
-    <w:tblStylePr w:type="lastCol">
-      <w:rPr>
-        <w:i/>
-        <w:color w:val="404040"/>
-      </w:rPr>
-      <w:pPr>
-        <w:pBdr/>
-        <w:spacing/>
-        <w:ind/>
-      </w:pPr>
-      <w:tblPr>
-        <w:tblBorders/>
-      </w:tblPr>
-      <w:tcPr>
-        <w:shd w:color="ffffff"/>
-        <w:tcBorders>
-          <w:top w:val="none" w:color="000000" w:sz="4" w:space="0"/>
-          <w:left w:val="none" w:color="000000" w:sz="4" w:space="0"/>
-          <w:bottom w:val="none" w:color="000000" w:sz="4" w:space="0"/>
-          <w:right w:val="none" w:color="000000" w:sz="4" w:space="0"/>
-        </w:tcBorders>
-      </w:tcPr>
-    </w:tblStylePr>
-    <w:tblStylePr w:type="lastRow">
+    <w:tblStylePr w:type="firstRow">
       <w:rPr>
         <w:b/>
         <w:color w:val="404040"/>
@@ -17262,6 +17218,52 @@
         </w:tcBorders>
       </w:tcPr>
     </w:tblStylePr>
+    <w:tblStylePr w:type="lastCol">
+      <w:rPr>
+        <w:i/>
+        <w:color w:val="404040"/>
+      </w:rPr>
+      <w:pPr>
+        <w:pBdr/>
+        <w:spacing/>
+        <w:ind/>
+      </w:pPr>
+      <w:tblPr>
+        <w:tblBorders/>
+      </w:tblPr>
+      <w:tcPr>
+        <w:shd w:val="clear" w:color="ffffff"/>
+        <w:tcBorders>
+          <w:top w:val="none" w:color="000000" w:sz="4" w:space="0"/>
+          <w:left w:val="none" w:color="000000" w:sz="4" w:space="0"/>
+          <w:bottom w:val="none" w:color="000000" w:sz="4" w:space="0"/>
+          <w:right w:val="none" w:color="000000" w:sz="4" w:space="0"/>
+        </w:tcBorders>
+      </w:tcPr>
+    </w:tblStylePr>
+    <w:tblStylePr w:type="lastRow">
+      <w:rPr>
+        <w:b/>
+        <w:color w:val="404040"/>
+      </w:rPr>
+      <w:pPr>
+        <w:pBdr/>
+        <w:spacing/>
+        <w:ind/>
+      </w:pPr>
+      <w:tblPr>
+        <w:tblBorders/>
+      </w:tblPr>
+      <w:tcPr>
+        <w:shd w:val="clear" w:color="ffffff"/>
+        <w:tcBorders>
+          <w:top w:val="none" w:color="000000" w:sz="4" w:space="0"/>
+          <w:left w:val="none" w:color="000000" w:sz="4" w:space="0"/>
+          <w:bottom w:val="none" w:color="000000" w:sz="4" w:space="0"/>
+          <w:right w:val="none" w:color="000000" w:sz="4" w:space="0"/>
+        </w:tcBorders>
+      </w:tcPr>
+    </w:tblStylePr>
     <w:tblStylePr w:type="nwCell">
       <w:pPr>
         <w:pBdr/>
@@ -17328,9 +17330,9 @@
       </w:tcPr>
     </w:tblStylePr>
   </w:style>
-  <w:style w:type="table" w:styleId="35">
+  <w:style w:type="table" w:styleId="729">
     <w:name w:val="Grid Table 3 - Accent 2"/>
-    <w:basedOn w:val="677"/>
+    <w:basedOn w:val="886"/>
     <w:uiPriority w:val="99"/>
     <w:pPr>
       <w:pBdr/>
@@ -17429,29 +17431,6 @@
         <w:tblBorders/>
       </w:tblPr>
       <w:tcPr>
-        <w:shd w:color="ffffff"/>
-        <w:tcBorders>
-          <w:top w:val="none" w:color="000000" w:sz="4" w:space="0"/>
-          <w:left w:val="none" w:color="000000" w:sz="4" w:space="0"/>
-          <w:bottom w:val="none" w:color="000000" w:sz="4" w:space="0"/>
-          <w:right w:val="none" w:color="000000" w:sz="4" w:space="0"/>
-        </w:tcBorders>
-      </w:tcPr>
-    </w:tblStylePr>
-    <w:tblStylePr w:type="firstRow">
-      <w:rPr>
-        <w:b/>
-        <w:color w:val="404040"/>
-      </w:rPr>
-      <w:pPr>
-        <w:pBdr/>
-        <w:spacing/>
-        <w:ind/>
-      </w:pPr>
-      <w:tblPr>
-        <w:tblBorders/>
-      </w:tblPr>
-      <w:tcPr>
         <w:shd w:val="clear" w:color="ffffff"/>
         <w:tcBorders>
           <w:top w:val="none" w:color="000000" w:sz="4" w:space="0"/>
@@ -17461,30 +17440,7 @@
         </w:tcBorders>
       </w:tcPr>
     </w:tblStylePr>
-    <w:tblStylePr w:type="lastCol">
-      <w:rPr>
-        <w:i/>
-        <w:color w:val="404040"/>
-      </w:rPr>
-      <w:pPr>
-        <w:pBdr/>
-        <w:spacing/>
-        <w:ind/>
-      </w:pPr>
-      <w:tblPr>
-        <w:tblBorders/>
-      </w:tblPr>
-      <w:tcPr>
-        <w:shd w:color="ffffff"/>
-        <w:tcBorders>
-          <w:top w:val="none" w:color="000000" w:sz="4" w:space="0"/>
-          <w:left w:val="none" w:color="000000" w:sz="4" w:space="0"/>
-          <w:bottom w:val="none" w:color="000000" w:sz="4" w:space="0"/>
-          <w:right w:val="none" w:color="000000" w:sz="4" w:space="0"/>
-        </w:tcBorders>
-      </w:tcPr>
-    </w:tblStylePr>
-    <w:tblStylePr w:type="lastRow">
+    <w:tblStylePr w:type="firstRow">
       <w:rPr>
         <w:b/>
         <w:color w:val="404040"/>
@@ -17507,6 +17463,52 @@
         </w:tcBorders>
       </w:tcPr>
     </w:tblStylePr>
+    <w:tblStylePr w:type="lastCol">
+      <w:rPr>
+        <w:i/>
+        <w:color w:val="404040"/>
+      </w:rPr>
+      <w:pPr>
+        <w:pBdr/>
+        <w:spacing/>
+        <w:ind/>
+      </w:pPr>
+      <w:tblPr>
+        <w:tblBorders/>
+      </w:tblPr>
+      <w:tcPr>
+        <w:shd w:val="clear" w:color="ffffff"/>
+        <w:tcBorders>
+          <w:top w:val="none" w:color="000000" w:sz="4" w:space="0"/>
+          <w:left w:val="none" w:color="000000" w:sz="4" w:space="0"/>
+          <w:bottom w:val="none" w:color="000000" w:sz="4" w:space="0"/>
+          <w:right w:val="none" w:color="000000" w:sz="4" w:space="0"/>
+        </w:tcBorders>
+      </w:tcPr>
+    </w:tblStylePr>
+    <w:tblStylePr w:type="lastRow">
+      <w:rPr>
+        <w:b/>
+        <w:color w:val="404040"/>
+      </w:rPr>
+      <w:pPr>
+        <w:pBdr/>
+        <w:spacing/>
+        <w:ind/>
+      </w:pPr>
+      <w:tblPr>
+        <w:tblBorders/>
+      </w:tblPr>
+      <w:tcPr>
+        <w:shd w:val="clear" w:color="ffffff"/>
+        <w:tcBorders>
+          <w:top w:val="none" w:color="000000" w:sz="4" w:space="0"/>
+          <w:left w:val="none" w:color="000000" w:sz="4" w:space="0"/>
+          <w:bottom w:val="none" w:color="000000" w:sz="4" w:space="0"/>
+          <w:right w:val="none" w:color="000000" w:sz="4" w:space="0"/>
+        </w:tcBorders>
+      </w:tcPr>
+    </w:tblStylePr>
     <w:tblStylePr w:type="nwCell">
       <w:pPr>
         <w:pBdr/>
@@ -17573,9 +17575,9 @@
       </w:tcPr>
     </w:tblStylePr>
   </w:style>
-  <w:style w:type="table" w:styleId="36">
+  <w:style w:type="table" w:styleId="730">
     <w:name w:val="Grid Table 3 - Accent 3"/>
-    <w:basedOn w:val="677"/>
+    <w:basedOn w:val="886"/>
     <w:uiPriority w:val="99"/>
     <w:pPr>
       <w:pBdr/>
@@ -17674,29 +17676,6 @@
         <w:tblBorders/>
       </w:tblPr>
       <w:tcPr>
-        <w:shd w:color="ffffff"/>
-        <w:tcBorders>
-          <w:top w:val="none" w:color="000000" w:sz="4" w:space="0"/>
-          <w:left w:val="none" w:color="000000" w:sz="4" w:space="0"/>
-          <w:bottom w:val="none" w:color="000000" w:sz="4" w:space="0"/>
-          <w:right w:val="none" w:color="000000" w:sz="4" w:space="0"/>
-        </w:tcBorders>
-      </w:tcPr>
-    </w:tblStylePr>
-    <w:tblStylePr w:type="firstRow">
-      <w:rPr>
-        <w:b/>
-        <w:color w:val="404040"/>
-      </w:rPr>
-      <w:pPr>
-        <w:pBdr/>
-        <w:spacing/>
-        <w:ind/>
-      </w:pPr>
-      <w:tblPr>
-        <w:tblBorders/>
-      </w:tblPr>
-      <w:tcPr>
         <w:shd w:val="clear" w:color="ffffff"/>
         <w:tcBorders>
           <w:top w:val="none" w:color="000000" w:sz="4" w:space="0"/>
@@ -17706,30 +17685,7 @@
         </w:tcBorders>
       </w:tcPr>
     </w:tblStylePr>
-    <w:tblStylePr w:type="lastCol">
-      <w:rPr>
-        <w:i/>
-        <w:color w:val="404040"/>
-      </w:rPr>
-      <w:pPr>
-        <w:pBdr/>
-        <w:spacing/>
-        <w:ind/>
-      </w:pPr>
-      <w:tblPr>
-        <w:tblBorders/>
-      </w:tblPr>
-      <w:tcPr>
-        <w:shd w:color="ffffff"/>
-        <w:tcBorders>
-          <w:top w:val="none" w:color="000000" w:sz="4" w:space="0"/>
-          <w:left w:val="none" w:color="000000" w:sz="4" w:space="0"/>
-          <w:bottom w:val="none" w:color="000000" w:sz="4" w:space="0"/>
-          <w:right w:val="none" w:color="000000" w:sz="4" w:space="0"/>
-        </w:tcBorders>
-      </w:tcPr>
-    </w:tblStylePr>
-    <w:tblStylePr w:type="lastRow">
+    <w:tblStylePr w:type="firstRow">
       <w:rPr>
         <w:b/>
         <w:color w:val="404040"/>
@@ -17752,6 +17708,52 @@
         </w:tcBorders>
       </w:tcPr>
     </w:tblStylePr>
+    <w:tblStylePr w:type="lastCol">
+      <w:rPr>
+        <w:i/>
+        <w:color w:val="404040"/>
+      </w:rPr>
+      <w:pPr>
+        <w:pBdr/>
+        <w:spacing/>
+        <w:ind/>
+      </w:pPr>
+      <w:tblPr>
+        <w:tblBorders/>
+      </w:tblPr>
+      <w:tcPr>
+        <w:shd w:val="clear" w:color="ffffff"/>
+        <w:tcBorders>
+          <w:top w:val="none" w:color="000000" w:sz="4" w:space="0"/>
+          <w:left w:val="none" w:color="000000" w:sz="4" w:space="0"/>
+          <w:bottom w:val="none" w:color="000000" w:sz="4" w:space="0"/>
+          <w:right w:val="none" w:color="000000" w:sz="4" w:space="0"/>
+        </w:tcBorders>
+      </w:tcPr>
+    </w:tblStylePr>
+    <w:tblStylePr w:type="lastRow">
+      <w:rPr>
+        <w:b/>
+        <w:color w:val="404040"/>
+      </w:rPr>
+      <w:pPr>
+        <w:pBdr/>
+        <w:spacing/>
+        <w:ind/>
+      </w:pPr>
+      <w:tblPr>
+        <w:tblBorders/>
+      </w:tblPr>
+      <w:tcPr>
+        <w:shd w:val="clear" w:color="ffffff"/>
+        <w:tcBorders>
+          <w:top w:val="none" w:color="000000" w:sz="4" w:space="0"/>
+          <w:left w:val="none" w:color="000000" w:sz="4" w:space="0"/>
+          <w:bottom w:val="none" w:color="000000" w:sz="4" w:space="0"/>
+          <w:right w:val="none" w:color="000000" w:sz="4" w:space="0"/>
+        </w:tcBorders>
+      </w:tcPr>
+    </w:tblStylePr>
     <w:tblStylePr w:type="nwCell">
       <w:pPr>
         <w:pBdr/>
@@ -17818,9 +17820,9 @@
       </w:tcPr>
     </w:tblStylePr>
   </w:style>
-  <w:style w:type="table" w:styleId="37">
+  <w:style w:type="table" w:styleId="731">
     <w:name w:val="Grid Table 3 - Accent 4"/>
-    <w:basedOn w:val="677"/>
+    <w:basedOn w:val="886"/>
     <w:uiPriority w:val="99"/>
     <w:pPr>
       <w:pBdr/>
@@ -17919,29 +17921,6 @@
         <w:tblBorders/>
       </w:tblPr>
       <w:tcPr>
-        <w:shd w:color="ffffff"/>
-        <w:tcBorders>
-          <w:top w:val="none" w:color="000000" w:sz="4" w:space="0"/>
-          <w:left w:val="none" w:color="000000" w:sz="4" w:space="0"/>
-          <w:bottom w:val="none" w:color="000000" w:sz="4" w:space="0"/>
-          <w:right w:val="none" w:color="000000" w:sz="4" w:space="0"/>
-        </w:tcBorders>
-      </w:tcPr>
-    </w:tblStylePr>
-    <w:tblStylePr w:type="firstRow">
-      <w:rPr>
-        <w:b/>
-        <w:color w:val="404040"/>
-      </w:rPr>
-      <w:pPr>
-        <w:pBdr/>
-        <w:spacing/>
-        <w:ind/>
-      </w:pPr>
-      <w:tblPr>
-        <w:tblBorders/>
-      </w:tblPr>
-      <w:tcPr>
         <w:shd w:val="clear" w:color="ffffff"/>
         <w:tcBorders>
           <w:top w:val="none" w:color="000000" w:sz="4" w:space="0"/>
@@ -17951,30 +17930,7 @@
         </w:tcBorders>
       </w:tcPr>
     </w:tblStylePr>
-    <w:tblStylePr w:type="lastCol">
-      <w:rPr>
-        <w:i/>
-        <w:color w:val="404040"/>
-      </w:rPr>
-      <w:pPr>
-        <w:pBdr/>
-        <w:spacing/>
-        <w:ind/>
-      </w:pPr>
-      <w:tblPr>
-        <w:tblBorders/>
-      </w:tblPr>
-      <w:tcPr>
-        <w:shd w:color="ffffff"/>
-        <w:tcBorders>
-          <w:top w:val="none" w:color="000000" w:sz="4" w:space="0"/>
-          <w:left w:val="none" w:color="000000" w:sz="4" w:space="0"/>
-          <w:bottom w:val="none" w:color="000000" w:sz="4" w:space="0"/>
-          <w:right w:val="none" w:color="000000" w:sz="4" w:space="0"/>
-        </w:tcBorders>
-      </w:tcPr>
-    </w:tblStylePr>
-    <w:tblStylePr w:type="lastRow">
+    <w:tblStylePr w:type="firstRow">
       <w:rPr>
         <w:b/>
         <w:color w:val="404040"/>
@@ -17997,6 +17953,52 @@
         </w:tcBorders>
       </w:tcPr>
     </w:tblStylePr>
+    <w:tblStylePr w:type="lastCol">
+      <w:rPr>
+        <w:i/>
+        <w:color w:val="404040"/>
+      </w:rPr>
+      <w:pPr>
+        <w:pBdr/>
+        <w:spacing/>
+        <w:ind/>
+      </w:pPr>
+      <w:tblPr>
+        <w:tblBorders/>
+      </w:tblPr>
+      <w:tcPr>
+        <w:shd w:val="clear" w:color="ffffff"/>
+        <w:tcBorders>
+          <w:top w:val="none" w:color="000000" w:sz="4" w:space="0"/>
+          <w:left w:val="none" w:color="000000" w:sz="4" w:space="0"/>
+          <w:bottom w:val="none" w:color="000000" w:sz="4" w:space="0"/>
+          <w:right w:val="none" w:color="000000" w:sz="4" w:space="0"/>
+        </w:tcBorders>
+      </w:tcPr>
+    </w:tblStylePr>
+    <w:tblStylePr w:type="lastRow">
+      <w:rPr>
+        <w:b/>
+        <w:color w:val="404040"/>
+      </w:rPr>
+      <w:pPr>
+        <w:pBdr/>
+        <w:spacing/>
+        <w:ind/>
+      </w:pPr>
+      <w:tblPr>
+        <w:tblBorders/>
+      </w:tblPr>
+      <w:tcPr>
+        <w:shd w:val="clear" w:color="ffffff"/>
+        <w:tcBorders>
+          <w:top w:val="none" w:color="000000" w:sz="4" w:space="0"/>
+          <w:left w:val="none" w:color="000000" w:sz="4" w:space="0"/>
+          <w:bottom w:val="none" w:color="000000" w:sz="4" w:space="0"/>
+          <w:right w:val="none" w:color="000000" w:sz="4" w:space="0"/>
+        </w:tcBorders>
+      </w:tcPr>
+    </w:tblStylePr>
     <w:tblStylePr w:type="nwCell">
       <w:pPr>
         <w:pBdr/>
@@ -18063,9 +18065,9 @@
       </w:tcPr>
     </w:tblStylePr>
   </w:style>
-  <w:style w:type="table" w:styleId="38">
+  <w:style w:type="table" w:styleId="732">
     <w:name w:val="Grid Table 3 - Accent 5"/>
-    <w:basedOn w:val="677"/>
+    <w:basedOn w:val="886"/>
     <w:uiPriority w:val="99"/>
     <w:pPr>
       <w:pBdr/>
@@ -18164,29 +18166,6 @@
         <w:tblBorders/>
       </w:tblPr>
       <w:tcPr>
-        <w:shd w:color="ffffff"/>
-        <w:tcBorders>
-          <w:top w:val="none" w:color="000000" w:sz="4" w:space="0"/>
-          <w:left w:val="none" w:color="000000" w:sz="4" w:space="0"/>
-          <w:bottom w:val="none" w:color="000000" w:sz="4" w:space="0"/>
-          <w:right w:val="none" w:color="000000" w:sz="4" w:space="0"/>
-        </w:tcBorders>
-      </w:tcPr>
-    </w:tblStylePr>
-    <w:tblStylePr w:type="firstRow">
-      <w:rPr>
-        <w:b/>
-        <w:color w:val="404040"/>
-      </w:rPr>
-      <w:pPr>
-        <w:pBdr/>
-        <w:spacing/>
-        <w:ind/>
-      </w:pPr>
-      <w:tblPr>
-        <w:tblBorders/>
-      </w:tblPr>
-      <w:tcPr>
         <w:shd w:val="clear" w:color="ffffff"/>
         <w:tcBorders>
           <w:top w:val="none" w:color="000000" w:sz="4" w:space="0"/>
@@ -18196,30 +18175,7 @@
         </w:tcBorders>
       </w:tcPr>
     </w:tblStylePr>
-    <w:tblStylePr w:type="lastCol">
-      <w:rPr>
-        <w:i/>
-        <w:color w:val="404040"/>
-      </w:rPr>
-      <w:pPr>
-        <w:pBdr/>
-        <w:spacing/>
-        <w:ind/>
-      </w:pPr>
-      <w:tblPr>
-        <w:tblBorders/>
-      </w:tblPr>
-      <w:tcPr>
-        <w:shd w:color="ffffff"/>
-        <w:tcBorders>
-          <w:top w:val="none" w:color="000000" w:sz="4" w:space="0"/>
-          <w:left w:val="none" w:color="000000" w:sz="4" w:space="0"/>
-          <w:bottom w:val="none" w:color="000000" w:sz="4" w:space="0"/>
-          <w:right w:val="none" w:color="000000" w:sz="4" w:space="0"/>
-        </w:tcBorders>
-      </w:tcPr>
-    </w:tblStylePr>
-    <w:tblStylePr w:type="lastRow">
+    <w:tblStylePr w:type="firstRow">
       <w:rPr>
         <w:b/>
         <w:color w:val="404040"/>
@@ -18242,6 +18198,52 @@
         </w:tcBorders>
       </w:tcPr>
     </w:tblStylePr>
+    <w:tblStylePr w:type="lastCol">
+      <w:rPr>
+        <w:i/>
+        <w:color w:val="404040"/>
+      </w:rPr>
+      <w:pPr>
+        <w:pBdr/>
+        <w:spacing/>
+        <w:ind/>
+      </w:pPr>
+      <w:tblPr>
+        <w:tblBorders/>
+      </w:tblPr>
+      <w:tcPr>
+        <w:shd w:val="clear" w:color="ffffff"/>
+        <w:tcBorders>
+          <w:top w:val="none" w:color="000000" w:sz="4" w:space="0"/>
+          <w:left w:val="none" w:color="000000" w:sz="4" w:space="0"/>
+          <w:bottom w:val="none" w:color="000000" w:sz="4" w:space="0"/>
+          <w:right w:val="none" w:color="000000" w:sz="4" w:space="0"/>
+        </w:tcBorders>
+      </w:tcPr>
+    </w:tblStylePr>
+    <w:tblStylePr w:type="lastRow">
+      <w:rPr>
+        <w:b/>
+        <w:color w:val="404040"/>
+      </w:rPr>
+      <w:pPr>
+        <w:pBdr/>
+        <w:spacing/>
+        <w:ind/>
+      </w:pPr>
+      <w:tblPr>
+        <w:tblBorders/>
+      </w:tblPr>
+      <w:tcPr>
+        <w:shd w:val="clear" w:color="ffffff"/>
+        <w:tcBorders>
+          <w:top w:val="none" w:color="000000" w:sz="4" w:space="0"/>
+          <w:left w:val="none" w:color="000000" w:sz="4" w:space="0"/>
+          <w:bottom w:val="none" w:color="000000" w:sz="4" w:space="0"/>
+          <w:right w:val="none" w:color="000000" w:sz="4" w:space="0"/>
+        </w:tcBorders>
+      </w:tcPr>
+    </w:tblStylePr>
     <w:tblStylePr w:type="nwCell">
       <w:pPr>
         <w:pBdr/>
@@ -18308,9 +18310,9 @@
       </w:tcPr>
     </w:tblStylePr>
   </w:style>
-  <w:style w:type="table" w:styleId="39">
+  <w:style w:type="table" w:styleId="733">
     <w:name w:val="Grid Table 3 - Accent 6"/>
-    <w:basedOn w:val="677"/>
+    <w:basedOn w:val="886"/>
     <w:uiPriority w:val="99"/>
     <w:pPr>
       <w:pBdr/>
@@ -18409,29 +18411,6 @@
         <w:tblBorders/>
       </w:tblPr>
       <w:tcPr>
-        <w:shd w:color="ffffff"/>
-        <w:tcBorders>
-          <w:top w:val="none" w:color="000000" w:sz="4" w:space="0"/>
-          <w:left w:val="none" w:color="000000" w:sz="4" w:space="0"/>
-          <w:bottom w:val="none" w:color="000000" w:sz="4" w:space="0"/>
-          <w:right w:val="none" w:color="000000" w:sz="4" w:space="0"/>
-        </w:tcBorders>
-      </w:tcPr>
-    </w:tblStylePr>
-    <w:tblStylePr w:type="firstRow">
-      <w:rPr>
-        <w:b/>
-        <w:color w:val="404040"/>
-      </w:rPr>
-      <w:pPr>
-        <w:pBdr/>
-        <w:spacing/>
-        <w:ind/>
-      </w:pPr>
-      <w:tblPr>
-        <w:tblBorders/>
-      </w:tblPr>
-      <w:tcPr>
         <w:shd w:val="clear" w:color="ffffff"/>
         <w:tcBorders>
           <w:top w:val="none" w:color="000000" w:sz="4" w:space="0"/>
@@ -18441,30 +18420,7 @@
         </w:tcBorders>
       </w:tcPr>
     </w:tblStylePr>
-    <w:tblStylePr w:type="lastCol">
-      <w:rPr>
-        <w:i/>
-        <w:color w:val="404040"/>
-      </w:rPr>
-      <w:pPr>
-        <w:pBdr/>
-        <w:spacing/>
-        <w:ind/>
-      </w:pPr>
-      <w:tblPr>
-        <w:tblBorders/>
-      </w:tblPr>
-      <w:tcPr>
-        <w:shd w:color="ffffff"/>
-        <w:tcBorders>
-          <w:top w:val="none" w:color="000000" w:sz="4" w:space="0"/>
-          <w:left w:val="none" w:color="000000" w:sz="4" w:space="0"/>
-          <w:bottom w:val="none" w:color="000000" w:sz="4" w:space="0"/>
-          <w:right w:val="none" w:color="000000" w:sz="4" w:space="0"/>
-        </w:tcBorders>
-      </w:tcPr>
-    </w:tblStylePr>
-    <w:tblStylePr w:type="lastRow">
+    <w:tblStylePr w:type="firstRow">
       <w:rPr>
         <w:b/>
         <w:color w:val="404040"/>
@@ -18487,6 +18443,52 @@
         </w:tcBorders>
       </w:tcPr>
     </w:tblStylePr>
+    <w:tblStylePr w:type="lastCol">
+      <w:rPr>
+        <w:i/>
+        <w:color w:val="404040"/>
+      </w:rPr>
+      <w:pPr>
+        <w:pBdr/>
+        <w:spacing/>
+        <w:ind/>
+      </w:pPr>
+      <w:tblPr>
+        <w:tblBorders/>
+      </w:tblPr>
+      <w:tcPr>
+        <w:shd w:val="clear" w:color="ffffff"/>
+        <w:tcBorders>
+          <w:top w:val="none" w:color="000000" w:sz="4" w:space="0"/>
+          <w:left w:val="none" w:color="000000" w:sz="4" w:space="0"/>
+          <w:bottom w:val="none" w:color="000000" w:sz="4" w:space="0"/>
+          <w:right w:val="none" w:color="000000" w:sz="4" w:space="0"/>
+        </w:tcBorders>
+      </w:tcPr>
+    </w:tblStylePr>
+    <w:tblStylePr w:type="lastRow">
+      <w:rPr>
+        <w:b/>
+        <w:color w:val="404040"/>
+      </w:rPr>
+      <w:pPr>
+        <w:pBdr/>
+        <w:spacing/>
+        <w:ind/>
+      </w:pPr>
+      <w:tblPr>
+        <w:tblBorders/>
+      </w:tblPr>
+      <w:tcPr>
+        <w:shd w:val="clear" w:color="ffffff"/>
+        <w:tcBorders>
+          <w:top w:val="none" w:color="000000" w:sz="4" w:space="0"/>
+          <w:left w:val="none" w:color="000000" w:sz="4" w:space="0"/>
+          <w:bottom w:val="none" w:color="000000" w:sz="4" w:space="0"/>
+          <w:right w:val="none" w:color="000000" w:sz="4" w:space="0"/>
+        </w:tcBorders>
+      </w:tcPr>
+    </w:tblStylePr>
     <w:tblStylePr w:type="nwCell">
       <w:pPr>
         <w:pBdr/>
@@ -18553,9 +18555,9 @@
       </w:tcPr>
     </w:tblStylePr>
   </w:style>
-  <w:style w:type="table" w:styleId="40">
+  <w:style w:type="table" w:styleId="734">
     <w:name w:val="Grid Table 4"/>
-    <w:basedOn w:val="677"/>
+    <w:basedOn w:val="886"/>
     <w:uiPriority w:val="59"/>
     <w:pPr>
       <w:pBdr/>
@@ -18786,9 +18788,9 @@
       </w:tcPr>
     </w:tblStylePr>
   </w:style>
-  <w:style w:type="table" w:styleId="41">
+  <w:style w:type="table" w:styleId="735">
     <w:name w:val="Grid Table 4 - Accent 1"/>
-    <w:basedOn w:val="677"/>
+    <w:basedOn w:val="886"/>
     <w:uiPriority w:val="59"/>
     <w:pPr>
       <w:pBdr/>
@@ -19019,9 +19021,9 @@
       </w:tcPr>
     </w:tblStylePr>
   </w:style>
-  <w:style w:type="table" w:styleId="42">
+  <w:style w:type="table" w:styleId="736">
     <w:name w:val="Grid Table 4 - Accent 2"/>
-    <w:basedOn w:val="677"/>
+    <w:basedOn w:val="886"/>
     <w:uiPriority w:val="59"/>
     <w:pPr>
       <w:pBdr/>
@@ -19252,9 +19254,9 @@
       </w:tcPr>
     </w:tblStylePr>
   </w:style>
-  <w:style w:type="table" w:styleId="43">
+  <w:style w:type="table" w:styleId="737">
     <w:name w:val="Grid Table 4 - Accent 3"/>
-    <w:basedOn w:val="677"/>
+    <w:basedOn w:val="886"/>
     <w:uiPriority w:val="59"/>
     <w:pPr>
       <w:pBdr/>
@@ -19485,9 +19487,9 @@
       </w:tcPr>
     </w:tblStylePr>
   </w:style>
-  <w:style w:type="table" w:styleId="44">
+  <w:style w:type="table" w:styleId="738">
     <w:name w:val="Grid Table 4 - Accent 4"/>
-    <w:basedOn w:val="677"/>
+    <w:basedOn w:val="886"/>
     <w:uiPriority w:val="59"/>
     <w:pPr>
       <w:pBdr/>
@@ -19718,9 +19720,9 @@
       </w:tcPr>
     </w:tblStylePr>
   </w:style>
-  <w:style w:type="table" w:styleId="45">
+  <w:style w:type="table" w:styleId="739">
     <w:name w:val="Grid Table 4 - Accent 5"/>
-    <w:basedOn w:val="677"/>
+    <w:basedOn w:val="886"/>
     <w:uiPriority w:val="59"/>
     <w:pPr>
       <w:pBdr/>
@@ -19951,9 +19953,9 @@
       </w:tcPr>
     </w:tblStylePr>
   </w:style>
-  <w:style w:type="table" w:styleId="46">
+  <w:style w:type="table" w:styleId="740">
     <w:name w:val="Grid Table 4 - Accent 6"/>
-    <w:basedOn w:val="677"/>
+    <w:basedOn w:val="886"/>
     <w:uiPriority w:val="59"/>
     <w:pPr>
       <w:pBdr/>
@@ -20184,9 +20186,9 @@
       </w:tcPr>
     </w:tblStylePr>
   </w:style>
-  <w:style w:type="table" w:styleId="47">
+  <w:style w:type="table" w:styleId="741">
     <w:name w:val="Grid Table 5 Dark"/>
-    <w:basedOn w:val="677"/>
+    <w:basedOn w:val="886"/>
     <w:uiPriority w:val="99"/>
     <w:pPr>
       <w:pBdr/>
@@ -20412,9 +20414,9 @@
       </w:tcPr>
     </w:tblStylePr>
   </w:style>
-  <w:style w:type="table" w:styleId="48">
+  <w:style w:type="table" w:styleId="742">
     <w:name w:val="Grid Table 5 Dark- Accent 1"/>
-    <w:basedOn w:val="677"/>
+    <w:basedOn w:val="886"/>
     <w:uiPriority w:val="99"/>
     <w:pPr>
       <w:pBdr/>
@@ -20640,9 +20642,9 @@
       </w:tcPr>
     </w:tblStylePr>
   </w:style>
-  <w:style w:type="table" w:styleId="49">
+  <w:style w:type="table" w:styleId="743">
     <w:name w:val="Grid Table 5 Dark - Accent 2"/>
-    <w:basedOn w:val="677"/>
+    <w:basedOn w:val="886"/>
     <w:uiPriority w:val="99"/>
     <w:pPr>
       <w:pBdr/>
@@ -20868,9 +20870,9 @@
       </w:tcPr>
     </w:tblStylePr>
   </w:style>
-  <w:style w:type="table" w:styleId="50">
+  <w:style w:type="table" w:styleId="744">
     <w:name w:val="Grid Table 5 Dark - Accent 3"/>
-    <w:basedOn w:val="677"/>
+    <w:basedOn w:val="886"/>
     <w:uiPriority w:val="99"/>
     <w:pPr>
       <w:pBdr/>
@@ -21096,9 +21098,9 @@
       </w:tcPr>
     </w:tblStylePr>
   </w:style>
-  <w:style w:type="table" w:styleId="51">
+  <w:style w:type="table" w:styleId="745">
     <w:name w:val="Grid Table 5 Dark- Accent 4"/>
-    <w:basedOn w:val="677"/>
+    <w:basedOn w:val="886"/>
     <w:uiPriority w:val="99"/>
     <w:pPr>
       <w:pBdr/>
@@ -21324,9 +21326,9 @@
       </w:tcPr>
     </w:tblStylePr>
   </w:style>
-  <w:style w:type="table" w:styleId="52">
+  <w:style w:type="table" w:styleId="746">
     <w:name w:val="Grid Table 5 Dark - Accent 5"/>
-    <w:basedOn w:val="677"/>
+    <w:basedOn w:val="886"/>
     <w:uiPriority w:val="99"/>
     <w:pPr>
       <w:pBdr/>
@@ -21552,9 +21554,9 @@
       </w:tcPr>
     </w:tblStylePr>
   </w:style>
-  <w:style w:type="table" w:styleId="53">
+  <w:style w:type="table" w:styleId="747">
     <w:name w:val="Grid Table 5 Dark - Accent 6"/>
-    <w:basedOn w:val="677"/>
+    <w:basedOn w:val="886"/>
     <w:uiPriority w:val="99"/>
     <w:pPr>
       <w:pBdr/>
@@ -21780,9 +21782,9 @@
       </w:tcPr>
     </w:tblStylePr>
   </w:style>
-  <w:style w:type="table" w:styleId="54">
+  <w:style w:type="table" w:styleId="748">
     <w:name w:val="Grid Table 6 Colorful"/>
-    <w:basedOn w:val="677"/>
+    <w:basedOn w:val="886"/>
     <w:uiPriority w:val="99"/>
     <w:pPr>
       <w:pBdr/>
@@ -22010,9 +22012,9 @@
       </w:tcPr>
     </w:tblStylePr>
   </w:style>
-  <w:style w:type="table" w:styleId="55">
+  <w:style w:type="table" w:styleId="749">
     <w:name w:val="Grid Table 6 Colorful - Accent 1"/>
-    <w:basedOn w:val="677"/>
+    <w:basedOn w:val="886"/>
     <w:uiPriority w:val="99"/>
     <w:pPr>
       <w:pBdr/>
@@ -22240,9 +22242,9 @@
       </w:tcPr>
     </w:tblStylePr>
   </w:style>
-  <w:style w:type="table" w:styleId="56">
+  <w:style w:type="table" w:styleId="750">
     <w:name w:val="Grid Table 6 Colorful - Accent 2"/>
-    <w:basedOn w:val="677"/>
+    <w:basedOn w:val="886"/>
     <w:uiPriority w:val="99"/>
     <w:pPr>
       <w:pBdr/>
@@ -22470,9 +22472,9 @@
       </w:tcPr>
     </w:tblStylePr>
   </w:style>
-  <w:style w:type="table" w:styleId="57">
+  <w:style w:type="table" w:styleId="751">
     <w:name w:val="Grid Table 6 Colorful - Accent 3"/>
-    <w:basedOn w:val="677"/>
+    <w:basedOn w:val="886"/>
     <w:uiPriority w:val="99"/>
     <w:pPr>
       <w:pBdr/>
@@ -22700,9 +22702,9 @@
       </w:tcPr>
     </w:tblStylePr>
   </w:style>
-  <w:style w:type="table" w:styleId="58">
+  <w:style w:type="table" w:styleId="752">
     <w:name w:val="Grid Table 6 Colorful - Accent 4"/>
-    <w:basedOn w:val="677"/>
+    <w:basedOn w:val="886"/>
     <w:uiPriority w:val="99"/>
     <w:pPr>
       <w:pBdr/>
@@ -22930,9 +22932,9 @@
       </w:tcPr>
     </w:tblStylePr>
   </w:style>
-  <w:style w:type="table" w:styleId="59">
+  <w:style w:type="table" w:styleId="753">
     <w:name w:val="Grid Table 6 Colorful - Accent 5"/>
-    <w:basedOn w:val="677"/>
+    <w:basedOn w:val="886"/>
     <w:uiPriority w:val="99"/>
     <w:pPr>
       <w:pBdr/>
@@ -23160,9 +23162,9 @@
       </w:tcPr>
     </w:tblStylePr>
   </w:style>
-  <w:style w:type="table" w:styleId="60">
+  <w:style w:type="table" w:styleId="754">
     <w:name w:val="Grid Table 6 Colorful - Accent 6"/>
-    <w:basedOn w:val="677"/>
+    <w:basedOn w:val="886"/>
     <w:uiPriority w:val="99"/>
     <w:pPr>
       <w:pBdr/>
@@ -23390,9 +23392,9 @@
       </w:tcPr>
     </w:tblStylePr>
   </w:style>
-  <w:style w:type="table" w:styleId="61">
+  <w:style w:type="table" w:styleId="755">
     <w:name w:val="Grid Table 7 Colorful"/>
-    <w:basedOn w:val="677"/>
+    <w:basedOn w:val="886"/>
     <w:uiPriority w:val="99"/>
     <w:pPr>
       <w:pBdr/>
@@ -23494,11 +23496,11 @@
         <w:tblBorders/>
       </w:tblPr>
       <w:tcPr>
-        <w:shd w:color="ffffff"/>
+        <w:shd w:val="clear" w:color="ffffff"/>
         <w:tcBorders>
-          <w:top w:val="none"/>
-          <w:left w:val="none"/>
-          <w:bottom w:val="none"/>
+          <w:top w:val="none" w:color="000000" w:sz="4" w:space="0"/>
+          <w:left w:val="none" w:color="000000" w:sz="4" w:space="0"/>
+          <w:bottom w:val="none" w:color="000000" w:sz="4" w:space="0"/>
           <w:right w:val="single" w:color="000000" w:themeColor="text1" w:themeTint="80" w:sz="4" w:space="0"/>
         </w:tcBorders>
       </w:tcPr>
@@ -23521,10 +23523,10 @@
       <w:tcPr>
         <w:shd w:val="clear" w:color="ffffff" w:themeColor="light1" w:fill="ffffff" w:themeFill="light1"/>
         <w:tcBorders>
-          <w:top w:val="none"/>
-          <w:left w:val="none"/>
+          <w:top w:val="none" w:color="000000" w:sz="4" w:space="0"/>
+          <w:left w:val="none" w:color="000000" w:sz="4" w:space="0"/>
           <w:bottom w:val="single" w:color="000000" w:themeColor="text1" w:themeTint="80" w:sz="4" w:space="0"/>
-          <w:right w:val="none"/>
+          <w:right w:val="none" w:color="000000" w:sz="4" w:space="0"/>
         </w:tcBorders>
       </w:tcPr>
     </w:tblStylePr>
@@ -23544,12 +23546,12 @@
         <w:tblBorders/>
       </w:tblPr>
       <w:tcPr>
-        <w:shd w:color="ffffff"/>
+        <w:shd w:val="clear" w:color="ffffff"/>
         <w:tcBorders>
-          <w:top w:val="none"/>
+          <w:top w:val="none" w:color="000000" w:sz="4" w:space="0"/>
           <w:left w:val="single" w:color="000000" w:themeColor="text1" w:themeTint="80" w:sz="4" w:space="0"/>
-          <w:bottom w:val="none"/>
-          <w:right w:val="none"/>
+          <w:bottom w:val="none" w:color="000000" w:sz="4" w:space="0"/>
+          <w:right w:val="none" w:color="000000" w:sz="4" w:space="0"/>
         </w:tcBorders>
       </w:tcPr>
     </w:tblStylePr>
@@ -23572,9 +23574,9 @@
         <w:shd w:val="clear" w:color="ffffff" w:themeColor="light1" w:fill="ffffff" w:themeFill="light1"/>
         <w:tcBorders>
           <w:top w:val="single" w:color="000000" w:themeColor="text1" w:themeTint="80" w:sz="4" w:space="0"/>
-          <w:left w:val="none"/>
-          <w:bottom w:val="none"/>
-          <w:right w:val="none"/>
+          <w:left w:val="none" w:color="000000" w:sz="4" w:space="0"/>
+          <w:bottom w:val="none" w:color="000000" w:sz="4" w:space="0"/>
+          <w:right w:val="none" w:color="000000" w:sz="4" w:space="0"/>
         </w:tcBorders>
       </w:tcPr>
     </w:tblStylePr>
@@ -23644,9 +23646,9 @@
       </w:tcPr>
     </w:tblStylePr>
   </w:style>
-  <w:style w:type="table" w:styleId="62">
+  <w:style w:type="table" w:styleId="756">
     <w:name w:val="Grid Table 7 Colorful - Accent 1"/>
-    <w:basedOn w:val="677"/>
+    <w:basedOn w:val="886"/>
     <w:uiPriority w:val="99"/>
     <w:pPr>
       <w:pBdr/>
@@ -23748,11 +23750,11 @@
         <w:tblBorders/>
       </w:tblPr>
       <w:tcPr>
-        <w:shd w:color="ffffff"/>
+        <w:shd w:val="clear" w:color="ffffff"/>
         <w:tcBorders>
-          <w:top w:val="none"/>
-          <w:left w:val="none"/>
-          <w:bottom w:val="none"/>
+          <w:top w:val="none" w:color="000000" w:sz="4" w:space="0"/>
+          <w:left w:val="none" w:color="000000" w:sz="4" w:space="0"/>
+          <w:bottom w:val="none" w:color="000000" w:sz="4" w:space="0"/>
           <w:right w:val="single" w:color="000000" w:themeColor="accent1" w:themeTint="80" w:sz="4" w:space="0"/>
         </w:tcBorders>
       </w:tcPr>
@@ -23775,10 +23777,10 @@
       <w:tcPr>
         <w:shd w:val="clear" w:color="ffffff" w:themeColor="light1" w:fill="ffffff" w:themeFill="light1"/>
         <w:tcBorders>
-          <w:top w:val="none"/>
-          <w:left w:val="none"/>
+          <w:top w:val="none" w:color="000000" w:sz="4" w:space="0"/>
+          <w:left w:val="none" w:color="000000" w:sz="4" w:space="0"/>
           <w:bottom w:val="single" w:color="000000" w:themeColor="accent1" w:themeTint="80" w:sz="4" w:space="0"/>
-          <w:right w:val="none"/>
+          <w:right w:val="none" w:color="000000" w:sz="4" w:space="0"/>
         </w:tcBorders>
       </w:tcPr>
     </w:tblStylePr>
@@ -23798,12 +23800,12 @@
         <w:tblBorders/>
       </w:tblPr>
       <w:tcPr>
-        <w:shd w:color="ffffff"/>
+        <w:shd w:val="clear" w:color="ffffff"/>
         <w:tcBorders>
-          <w:top w:val="none"/>
+          <w:top w:val="none" w:color="000000" w:sz="4" w:space="0"/>
           <w:left w:val="single" w:color="000000" w:themeColor="accent1" w:themeTint="80" w:sz="4" w:space="0"/>
-          <w:bottom w:val="none"/>
-          <w:right w:val="none"/>
+          <w:bottom w:val="none" w:color="000000" w:sz="4" w:space="0"/>
+          <w:right w:val="none" w:color="000000" w:sz="4" w:space="0"/>
         </w:tcBorders>
       </w:tcPr>
     </w:tblStylePr>
@@ -23826,9 +23828,9 @@
         <w:shd w:val="clear" w:color="ffffff" w:themeColor="light1" w:fill="ffffff" w:themeFill="light1"/>
         <w:tcBorders>
           <w:top w:val="single" w:color="000000" w:themeColor="accent1" w:themeTint="80" w:sz="4" w:space="0"/>
-          <w:left w:val="none"/>
-          <w:bottom w:val="none"/>
-          <w:right w:val="none"/>
+          <w:left w:val="none" w:color="000000" w:sz="4" w:space="0"/>
+          <w:bottom w:val="none" w:color="000000" w:sz="4" w:space="0"/>
+          <w:right w:val="none" w:color="000000" w:sz="4" w:space="0"/>
         </w:tcBorders>
       </w:tcPr>
     </w:tblStylePr>
@@ -23898,9 +23900,9 @@
       </w:tcPr>
     </w:tblStylePr>
   </w:style>
-  <w:style w:type="table" w:styleId="63">
+  <w:style w:type="table" w:styleId="757">
     <w:name w:val="Grid Table 7 Colorful - Accent 2"/>
-    <w:basedOn w:val="677"/>
+    <w:basedOn w:val="886"/>
     <w:uiPriority w:val="99"/>
     <w:pPr>
       <w:pBdr/>
@@ -24002,11 +24004,11 @@
         <w:tblBorders/>
       </w:tblPr>
       <w:tcPr>
-        <w:shd w:color="ffffff"/>
+        <w:shd w:val="clear" w:color="ffffff"/>
         <w:tcBorders>
-          <w:top w:val="none"/>
-          <w:left w:val="none"/>
-          <w:bottom w:val="none"/>
+          <w:top w:val="none" w:color="000000" w:sz="4" w:space="0"/>
+          <w:left w:val="none" w:color="000000" w:sz="4" w:space="0"/>
+          <w:bottom w:val="none" w:color="000000" w:sz="4" w:space="0"/>
           <w:right w:val="single" w:color="000000" w:themeColor="accent2" w:themeTint="97" w:sz="4" w:space="0"/>
         </w:tcBorders>
       </w:tcPr>
@@ -24029,10 +24031,10 @@
       <w:tcPr>
         <w:shd w:val="clear" w:color="ffffff" w:themeColor="light1" w:fill="ffffff" w:themeFill="light1"/>
         <w:tcBorders>
-          <w:top w:val="none"/>
-          <w:left w:val="none"/>
+          <w:top w:val="none" w:color="000000" w:sz="4" w:space="0"/>
+          <w:left w:val="none" w:color="000000" w:sz="4" w:space="0"/>
           <w:bottom w:val="single" w:color="000000" w:themeColor="accent2" w:themeTint="97" w:sz="4" w:space="0"/>
-          <w:right w:val="none"/>
+          <w:right w:val="none" w:color="000000" w:sz="4" w:space="0"/>
         </w:tcBorders>
       </w:tcPr>
     </w:tblStylePr>
@@ -24052,12 +24054,12 @@
         <w:tblBorders/>
       </w:tblPr>
       <w:tcPr>
-        <w:shd w:color="ffffff"/>
+        <w:shd w:val="clear" w:color="ffffff"/>
         <w:tcBorders>
-          <w:top w:val="none"/>
+          <w:top w:val="none" w:color="000000" w:sz="4" w:space="0"/>
           <w:left w:val="single" w:color="000000" w:themeColor="accent2" w:themeTint="97" w:sz="4" w:space="0"/>
-          <w:bottom w:val="none"/>
-          <w:right w:val="none"/>
+          <w:bottom w:val="none" w:color="000000" w:sz="4" w:space="0"/>
+          <w:right w:val="none" w:color="000000" w:sz="4" w:space="0"/>
         </w:tcBorders>
       </w:tcPr>
     </w:tblStylePr>
@@ -24080,9 +24082,9 @@
         <w:shd w:val="clear" w:color="ffffff" w:themeColor="light1" w:fill="ffffff" w:themeFill="light1"/>
         <w:tcBorders>
           <w:top w:val="single" w:color="000000" w:themeColor="accent2" w:themeTint="97" w:sz="4" w:space="0"/>
-          <w:left w:val="none"/>
-          <w:bottom w:val="none"/>
-          <w:right w:val="none"/>
+          <w:left w:val="none" w:color="000000" w:sz="4" w:space="0"/>
+          <w:bottom w:val="none" w:color="000000" w:sz="4" w:space="0"/>
+          <w:right w:val="none" w:color="000000" w:sz="4" w:space="0"/>
         </w:tcBorders>
       </w:tcPr>
     </w:tblStylePr>
@@ -24152,9 +24154,9 @@
       </w:tcPr>
     </w:tblStylePr>
   </w:style>
-  <w:style w:type="table" w:styleId="64">
+  <w:style w:type="table" w:styleId="758">
     <w:name w:val="Grid Table 7 Colorful - Accent 3"/>
-    <w:basedOn w:val="677"/>
+    <w:basedOn w:val="886"/>
     <w:uiPriority w:val="99"/>
     <w:pPr>
       <w:pBdr/>
@@ -24256,11 +24258,11 @@
         <w:tblBorders/>
       </w:tblPr>
       <w:tcPr>
-        <w:shd w:color="ffffff"/>
+        <w:shd w:val="clear" w:color="ffffff"/>
         <w:tcBorders>
-          <w:top w:val="none"/>
-          <w:left w:val="none"/>
-          <w:bottom w:val="none"/>
+          <w:top w:val="none" w:color="000000" w:sz="4" w:space="0"/>
+          <w:left w:val="none" w:color="000000" w:sz="4" w:space="0"/>
+          <w:bottom w:val="none" w:color="000000" w:sz="4" w:space="0"/>
           <w:right w:val="single" w:color="000000" w:themeColor="accent3" w:themeTint="FE" w:sz="4" w:space="0"/>
         </w:tcBorders>
       </w:tcPr>
@@ -24283,10 +24285,10 @@
       <w:tcPr>
         <w:shd w:val="clear" w:color="ffffff" w:themeColor="light1" w:fill="ffffff" w:themeFill="light1"/>
         <w:tcBorders>
-          <w:top w:val="none"/>
-          <w:left w:val="none"/>
+          <w:top w:val="none" w:color="000000" w:sz="4" w:space="0"/>
+          <w:left w:val="none" w:color="000000" w:sz="4" w:space="0"/>
           <w:bottom w:val="single" w:color="000000" w:themeColor="accent3" w:themeTint="FE" w:sz="4" w:space="0"/>
-          <w:right w:val="none"/>
+          <w:right w:val="none" w:color="000000" w:sz="4" w:space="0"/>
         </w:tcBorders>
       </w:tcPr>
     </w:tblStylePr>
@@ -24306,12 +24308,12 @@
         <w:tblBorders/>
       </w:tblPr>
       <w:tcPr>
-        <w:shd w:color="ffffff"/>
+        <w:shd w:val="clear" w:color="ffffff"/>
         <w:tcBorders>
-          <w:top w:val="none"/>
+          <w:top w:val="none" w:color="000000" w:sz="4" w:space="0"/>
           <w:left w:val="single" w:color="000000" w:themeColor="accent3" w:themeTint="FE" w:sz="4" w:space="0"/>
-          <w:bottom w:val="none"/>
-          <w:right w:val="none"/>
+          <w:bottom w:val="none" w:color="000000" w:sz="4" w:space="0"/>
+          <w:right w:val="none" w:color="000000" w:sz="4" w:space="0"/>
         </w:tcBorders>
       </w:tcPr>
     </w:tblStylePr>
@@ -24334,9 +24336,9 @@
         <w:shd w:val="clear" w:color="ffffff" w:themeColor="light1" w:fill="ffffff" w:themeFill="light1"/>
         <w:tcBorders>
           <w:top w:val="single" w:color="000000" w:themeColor="accent3" w:themeTint="FE" w:sz="4" w:space="0"/>
-          <w:left w:val="none"/>
-          <w:bottom w:val="none"/>
-          <w:right w:val="none"/>
+          <w:left w:val="none" w:color="000000" w:sz="4" w:space="0"/>
+          <w:bottom w:val="none" w:color="000000" w:sz="4" w:space="0"/>
+          <w:right w:val="none" w:color="000000" w:sz="4" w:space="0"/>
         </w:tcBorders>
       </w:tcPr>
     </w:tblStylePr>
@@ -24406,9 +24408,9 @@
       </w:tcPr>
     </w:tblStylePr>
   </w:style>
-  <w:style w:type="table" w:styleId="65">
+  <w:style w:type="table" w:styleId="759">
     <w:name w:val="Grid Table 7 Colorful - Accent 4"/>
-    <w:basedOn w:val="677"/>
+    <w:basedOn w:val="886"/>
     <w:uiPriority w:val="99"/>
     <w:pPr>
       <w:pBdr/>
@@ -24510,11 +24512,11 @@
         <w:tblBorders/>
       </w:tblPr>
       <w:tcPr>
-        <w:shd w:color="ffffff"/>
+        <w:shd w:val="clear" w:color="ffffff"/>
         <w:tcBorders>
-          <w:top w:val="none"/>
-          <w:left w:val="none"/>
-          <w:bottom w:val="none"/>
+          <w:top w:val="none" w:color="000000" w:sz="4" w:space="0"/>
+          <w:left w:val="none" w:color="000000" w:sz="4" w:space="0"/>
+          <w:bottom w:val="none" w:color="000000" w:sz="4" w:space="0"/>
           <w:right w:val="single" w:color="000000" w:themeColor="accent4" w:themeTint="9A" w:sz="4" w:space="0"/>
         </w:tcBorders>
       </w:tcPr>
@@ -24537,10 +24539,10 @@
       <w:tcPr>
         <w:shd w:val="clear" w:color="ffffff" w:themeColor="light1" w:fill="ffffff" w:themeFill="light1"/>
         <w:tcBorders>
-          <w:top w:val="none"/>
-          <w:left w:val="none"/>
+          <w:top w:val="none" w:color="000000" w:sz="4" w:space="0"/>
+          <w:left w:val="none" w:color="000000" w:sz="4" w:space="0"/>
           <w:bottom w:val="single" w:color="000000" w:themeColor="accent4" w:themeTint="9A" w:sz="4" w:space="0"/>
-          <w:right w:val="none"/>
+          <w:right w:val="none" w:color="000000" w:sz="4" w:space="0"/>
         </w:tcBorders>
       </w:tcPr>
     </w:tblStylePr>
@@ -24560,12 +24562,12 @@
         <w:tblBorders/>
       </w:tblPr>
       <w:tcPr>
-        <w:shd w:color="ffffff"/>
+        <w:shd w:val="clear" w:color="ffffff"/>
         <w:tcBorders>
-          <w:top w:val="none"/>
+          <w:top w:val="none" w:color="000000" w:sz="4" w:space="0"/>
           <w:left w:val="single" w:color="000000" w:themeColor="accent4" w:themeTint="9A" w:sz="4" w:space="0"/>
-          <w:bottom w:val="none"/>
-          <w:right w:val="none"/>
+          <w:bottom w:val="none" w:color="000000" w:sz="4" w:space="0"/>
+          <w:right w:val="none" w:color="000000" w:sz="4" w:space="0"/>
         </w:tcBorders>
       </w:tcPr>
     </w:tblStylePr>
@@ -24588,9 +24590,9 @@
         <w:shd w:val="clear" w:color="ffffff" w:themeColor="light1" w:fill="ffffff" w:themeFill="light1"/>
         <w:tcBorders>
           <w:top w:val="single" w:color="000000" w:themeColor="accent4" w:themeTint="9A" w:sz="4" w:space="0"/>
-          <w:left w:val="none"/>
-          <w:bottom w:val="none"/>
-          <w:right w:val="none"/>
+          <w:left w:val="none" w:color="000000" w:sz="4" w:space="0"/>
+          <w:bottom w:val="none" w:color="000000" w:sz="4" w:space="0"/>
+          <w:right w:val="none" w:color="000000" w:sz="4" w:space="0"/>
         </w:tcBorders>
       </w:tcPr>
     </w:tblStylePr>
@@ -24660,9 +24662,9 @@
       </w:tcPr>
     </w:tblStylePr>
   </w:style>
-  <w:style w:type="table" w:styleId="66">
+  <w:style w:type="table" w:styleId="760">
     <w:name w:val="Grid Table 7 Colorful - Accent 5"/>
-    <w:basedOn w:val="677"/>
+    <w:basedOn w:val="886"/>
     <w:uiPriority w:val="99"/>
     <w:pPr>
       <w:pBdr/>
@@ -24764,11 +24766,11 @@
         <w:tblBorders/>
       </w:tblPr>
       <w:tcPr>
-        <w:shd w:color="ffffff"/>
+        <w:shd w:val="clear" w:color="ffffff"/>
         <w:tcBorders>
-          <w:top w:val="none"/>
-          <w:left w:val="none"/>
-          <w:bottom w:val="none"/>
+          <w:top w:val="none" w:color="000000" w:sz="4" w:space="0"/>
+          <w:left w:val="none" w:color="000000" w:sz="4" w:space="0"/>
+          <w:bottom w:val="none" w:color="000000" w:sz="4" w:space="0"/>
           <w:right w:val="single" w:color="000000" w:themeColor="accent5" w:themeTint="90" w:sz="4" w:space="0"/>
         </w:tcBorders>
       </w:tcPr>
@@ -24791,10 +24793,10 @@
       <w:tcPr>
         <w:shd w:val="clear" w:color="ffffff" w:themeColor="light1" w:fill="ffffff" w:themeFill="light1"/>
         <w:tcBorders>
-          <w:top w:val="none"/>
-          <w:left w:val="none"/>
+          <w:top w:val="none" w:color="000000" w:sz="4" w:space="0"/>
+          <w:left w:val="none" w:color="000000" w:sz="4" w:space="0"/>
           <w:bottom w:val="single" w:color="000000" w:themeColor="accent5" w:themeTint="90" w:sz="4" w:space="0"/>
-          <w:right w:val="none"/>
+          <w:right w:val="none" w:color="000000" w:sz="4" w:space="0"/>
         </w:tcBorders>
       </w:tcPr>
     </w:tblStylePr>
@@ -24814,12 +24816,12 @@
         <w:tblBorders/>
       </w:tblPr>
       <w:tcPr>
-        <w:shd w:color="ffffff"/>
+        <w:shd w:val="clear" w:color="ffffff"/>
         <w:tcBorders>
-          <w:top w:val="none"/>
+          <w:top w:val="none" w:color="000000" w:sz="4" w:space="0"/>
           <w:left w:val="single" w:color="000000" w:themeColor="accent5" w:themeTint="90" w:sz="4" w:space="0"/>
-          <w:bottom w:val="none"/>
-          <w:right w:val="none"/>
+          <w:bottom w:val="none" w:color="000000" w:sz="4" w:space="0"/>
+          <w:right w:val="none" w:color="000000" w:sz="4" w:space="0"/>
         </w:tcBorders>
       </w:tcPr>
     </w:tblStylePr>
@@ -24842,9 +24844,9 @@
         <w:shd w:val="clear" w:color="ffffff" w:themeColor="light1" w:fill="ffffff" w:themeFill="light1"/>
         <w:tcBorders>
           <w:top w:val="single" w:color="000000" w:themeColor="accent5" w:themeTint="90" w:sz="4" w:space="0"/>
-          <w:left w:val="none"/>
-          <w:bottom w:val="none"/>
-          <w:right w:val="none"/>
+          <w:left w:val="none" w:color="000000" w:sz="4" w:space="0"/>
+          <w:bottom w:val="none" w:color="000000" w:sz="4" w:space="0"/>
+          <w:right w:val="none" w:color="000000" w:sz="4" w:space="0"/>
         </w:tcBorders>
       </w:tcPr>
     </w:tblStylePr>
@@ -24914,9 +24916,9 @@
       </w:tcPr>
     </w:tblStylePr>
   </w:style>
-  <w:style w:type="table" w:styleId="67">
+  <w:style w:type="table" w:styleId="761">
     <w:name w:val="Grid Table 7 Colorful - Accent 6"/>
-    <w:basedOn w:val="677"/>
+    <w:basedOn w:val="886"/>
     <w:uiPriority w:val="99"/>
     <w:pPr>
       <w:pBdr/>
@@ -25018,11 +25020,11 @@
         <w:tblBorders/>
       </w:tblPr>
       <w:tcPr>
-        <w:shd w:color="ffffff"/>
+        <w:shd w:val="clear" w:color="ffffff"/>
         <w:tcBorders>
-          <w:top w:val="none"/>
-          <w:left w:val="none"/>
-          <w:bottom w:val="none"/>
+          <w:top w:val="none" w:color="000000" w:sz="4" w:space="0"/>
+          <w:left w:val="none" w:color="000000" w:sz="4" w:space="0"/>
+          <w:bottom w:val="none" w:color="000000" w:sz="4" w:space="0"/>
           <w:right w:val="single" w:color="000000" w:themeColor="accent6" w:themeTint="90" w:sz="4" w:space="0"/>
         </w:tcBorders>
       </w:tcPr>
@@ -25045,10 +25047,10 @@
       <w:tcPr>
         <w:shd w:val="clear" w:color="ffffff" w:themeColor="light1" w:fill="ffffff" w:themeFill="light1"/>
         <w:tcBorders>
-          <w:top w:val="none"/>
-          <w:left w:val="none"/>
+          <w:top w:val="none" w:color="000000" w:sz="4" w:space="0"/>
+          <w:left w:val="none" w:color="000000" w:sz="4" w:space="0"/>
           <w:bottom w:val="single" w:color="000000" w:themeColor="accent6" w:themeTint="90" w:sz="4" w:space="0"/>
-          <w:right w:val="none"/>
+          <w:right w:val="none" w:color="000000" w:sz="4" w:space="0"/>
         </w:tcBorders>
       </w:tcPr>
     </w:tblStylePr>
@@ -25068,12 +25070,12 @@
         <w:tblBorders/>
       </w:tblPr>
       <w:tcPr>
-        <w:shd w:color="ffffff"/>
+        <w:shd w:val="clear" w:color="ffffff"/>
         <w:tcBorders>
-          <w:top w:val="none"/>
+          <w:top w:val="none" w:color="000000" w:sz="4" w:space="0"/>
           <w:left w:val="single" w:color="000000" w:themeColor="accent6" w:themeTint="90" w:sz="4" w:space="0"/>
-          <w:bottom w:val="none"/>
-          <w:right w:val="none"/>
+          <w:bottom w:val="none" w:color="000000" w:sz="4" w:space="0"/>
+          <w:right w:val="none" w:color="000000" w:sz="4" w:space="0"/>
         </w:tcBorders>
       </w:tcPr>
     </w:tblStylePr>
@@ -25096,9 +25098,9 @@
         <w:shd w:val="clear" w:color="ffffff" w:themeColor="light1" w:fill="ffffff" w:themeFill="light1"/>
         <w:tcBorders>
           <w:top w:val="single" w:color="000000" w:themeColor="accent6" w:themeTint="90" w:sz="4" w:space="0"/>
-          <w:left w:val="none"/>
-          <w:bottom w:val="none"/>
-          <w:right w:val="none"/>
+          <w:left w:val="none" w:color="000000" w:sz="4" w:space="0"/>
+          <w:bottom w:val="none" w:color="000000" w:sz="4" w:space="0"/>
+          <w:right w:val="none" w:color="000000" w:sz="4" w:space="0"/>
         </w:tcBorders>
       </w:tcPr>
     </w:tblStylePr>
@@ -25168,9 +25170,9 @@
       </w:tcPr>
     </w:tblStylePr>
   </w:style>
-  <w:style w:type="table" w:styleId="68">
+  <w:style w:type="table" w:styleId="762">
     <w:name w:val="List Table 1 Light"/>
-    <w:basedOn w:val="677"/>
+    <w:basedOn w:val="886"/>
     <w:uiPriority w:val="99"/>
     <w:pPr>
       <w:pBdr/>
@@ -25384,9 +25386,9 @@
       </w:tcPr>
     </w:tblStylePr>
   </w:style>
-  <w:style w:type="table" w:styleId="69">
+  <w:style w:type="table" w:styleId="763">
     <w:name w:val="List Table 1 Light - Accent 1"/>
-    <w:basedOn w:val="677"/>
+    <w:basedOn w:val="886"/>
     <w:uiPriority w:val="99"/>
     <w:pPr>
       <w:pBdr/>
@@ -25600,9 +25602,9 @@
       </w:tcPr>
     </w:tblStylePr>
   </w:style>
-  <w:style w:type="table" w:styleId="70">
+  <w:style w:type="table" w:styleId="764">
     <w:name w:val="List Table 1 Light - Accent 2"/>
-    <w:basedOn w:val="677"/>
+    <w:basedOn w:val="886"/>
     <w:uiPriority w:val="99"/>
     <w:pPr>
       <w:pBdr/>
@@ -25816,9 +25818,9 @@
       </w:tcPr>
     </w:tblStylePr>
   </w:style>
-  <w:style w:type="table" w:styleId="71">
+  <w:style w:type="table" w:styleId="765">
     <w:name w:val="List Table 1 Light - Accent 3"/>
-    <w:basedOn w:val="677"/>
+    <w:basedOn w:val="886"/>
     <w:uiPriority w:val="99"/>
     <w:pPr>
       <w:pBdr/>
@@ -26032,9 +26034,9 @@
       </w:tcPr>
     </w:tblStylePr>
   </w:style>
-  <w:style w:type="table" w:styleId="72">
+  <w:style w:type="table" w:styleId="766">
     <w:name w:val="List Table 1 Light - Accent 4"/>
-    <w:basedOn w:val="677"/>
+    <w:basedOn w:val="886"/>
     <w:uiPriority w:val="99"/>
     <w:pPr>
       <w:pBdr/>
@@ -26248,9 +26250,9 @@
       </w:tcPr>
     </w:tblStylePr>
   </w:style>
-  <w:style w:type="table" w:styleId="73">
+  <w:style w:type="table" w:styleId="767">
     <w:name w:val="List Table 1 Light - Accent 5"/>
-    <w:basedOn w:val="677"/>
+    <w:basedOn w:val="886"/>
     <w:uiPriority w:val="99"/>
     <w:pPr>
       <w:pBdr/>
@@ -26464,9 +26466,9 @@
       </w:tcPr>
     </w:tblStylePr>
   </w:style>
-  <w:style w:type="table" w:styleId="74">
+  <w:style w:type="table" w:styleId="768">
     <w:name w:val="List Table 1 Light - Accent 6"/>
-    <w:basedOn w:val="677"/>
+    <w:basedOn w:val="886"/>
     <w:uiPriority w:val="99"/>
     <w:pPr>
       <w:pBdr/>
@@ -26680,9 +26682,9 @@
       </w:tcPr>
     </w:tblStylePr>
   </w:style>
-  <w:style w:type="table" w:styleId="75">
+  <w:style w:type="table" w:styleId="769">
     <w:name w:val="List Table 2"/>
-    <w:basedOn w:val="677"/>
+    <w:basedOn w:val="886"/>
     <w:uiPriority w:val="99"/>
     <w:pPr>
       <w:pBdr/>
@@ -26918,9 +26920,9 @@
       </w:tcPr>
     </w:tblStylePr>
   </w:style>
-  <w:style w:type="table" w:styleId="76">
+  <w:style w:type="table" w:styleId="770">
     <w:name w:val="List Table 2 - Accent 1"/>
-    <w:basedOn w:val="677"/>
+    <w:basedOn w:val="886"/>
     <w:uiPriority w:val="99"/>
     <w:pPr>
       <w:pBdr/>
@@ -27156,9 +27158,9 @@
       </w:tcPr>
     </w:tblStylePr>
   </w:style>
-  <w:style w:type="table" w:styleId="77">
+  <w:style w:type="table" w:styleId="771">
     <w:name w:val="List Table 2 - Accent 2"/>
-    <w:basedOn w:val="677"/>
+    <w:basedOn w:val="886"/>
     <w:uiPriority w:val="99"/>
     <w:pPr>
       <w:pBdr/>
@@ -27394,9 +27396,9 @@
       </w:tcPr>
     </w:tblStylePr>
   </w:style>
-  <w:style w:type="table" w:styleId="78">
+  <w:style w:type="table" w:styleId="772">
     <w:name w:val="List Table 2 - Accent 3"/>
-    <w:basedOn w:val="677"/>
+    <w:basedOn w:val="886"/>
     <w:uiPriority w:val="99"/>
     <w:pPr>
       <w:pBdr/>
@@ -27632,9 +27634,9 @@
       </w:tcPr>
     </w:tblStylePr>
   </w:style>
-  <w:style w:type="table" w:styleId="79">
+  <w:style w:type="table" w:styleId="773">
     <w:name w:val="List Table 2 - Accent 4"/>
-    <w:basedOn w:val="677"/>
+    <w:basedOn w:val="886"/>
     <w:uiPriority w:val="99"/>
     <w:pPr>
       <w:pBdr/>
@@ -27870,9 +27872,9 @@
       </w:tcPr>
     </w:tblStylePr>
   </w:style>
-  <w:style w:type="table" w:styleId="80">
+  <w:style w:type="table" w:styleId="774">
     <w:name w:val="List Table 2 - Accent 5"/>
-    <w:basedOn w:val="677"/>
+    <w:basedOn w:val="886"/>
     <w:uiPriority w:val="99"/>
     <w:pPr>
       <w:pBdr/>
@@ -28108,9 +28110,9 @@
       </w:tcPr>
     </w:tblStylePr>
   </w:style>
-  <w:style w:type="table" w:styleId="81">
+  <w:style w:type="table" w:styleId="775">
     <w:name w:val="List Table 2 - Accent 6"/>
-    <w:basedOn w:val="677"/>
+    <w:basedOn w:val="886"/>
     <w:uiPriority w:val="99"/>
     <w:pPr>
       <w:pBdr/>
@@ -28346,9 +28348,9 @@
       </w:tcPr>
     </w:tblStylePr>
   </w:style>
-  <w:style w:type="table" w:styleId="82">
+  <w:style w:type="table" w:styleId="776">
     <w:name w:val="List Table 3"/>
-    <w:basedOn w:val="677"/>
+    <w:basedOn w:val="886"/>
     <w:uiPriority w:val="99"/>
     <w:pPr>
       <w:pBdr/>
@@ -28574,9 +28576,9 @@
       </w:tcPr>
     </w:tblStylePr>
   </w:style>
-  <w:style w:type="table" w:styleId="83">
+  <w:style w:type="table" w:styleId="777">
     <w:name w:val="List Table 3 - Accent 1"/>
-    <w:basedOn w:val="677"/>
+    <w:basedOn w:val="886"/>
     <w:uiPriority w:val="99"/>
     <w:pPr>
       <w:pBdr/>
@@ -28802,9 +28804,9 @@
       </w:tcPr>
     </w:tblStylePr>
   </w:style>
-  <w:style w:type="table" w:styleId="84">
+  <w:style w:type="table" w:styleId="778">
     <w:name w:val="List Table 3 - Accent 2"/>
-    <w:basedOn w:val="677"/>
+    <w:basedOn w:val="886"/>
     <w:uiPriority w:val="99"/>
     <w:pPr>
       <w:pBdr/>
@@ -29030,9 +29032,9 @@
       </w:tcPr>
     </w:tblStylePr>
   </w:style>
-  <w:style w:type="table" w:styleId="85">
+  <w:style w:type="table" w:styleId="779">
     <w:name w:val="List Table 3 - Accent 3"/>
-    <w:basedOn w:val="677"/>
+    <w:basedOn w:val="886"/>
     <w:uiPriority w:val="99"/>
     <w:pPr>
       <w:pBdr/>
@@ -29258,9 +29260,9 @@
       </w:tcPr>
     </w:tblStylePr>
   </w:style>
-  <w:style w:type="table" w:styleId="86">
+  <w:style w:type="table" w:styleId="780">
     <w:name w:val="List Table 3 - Accent 4"/>
-    <w:basedOn w:val="677"/>
+    <w:basedOn w:val="886"/>
     <w:uiPriority w:val="99"/>
     <w:pPr>
       <w:pBdr/>
@@ -29486,9 +29488,9 @@
       </w:tcPr>
     </w:tblStylePr>
   </w:style>
-  <w:style w:type="table" w:styleId="87">
+  <w:style w:type="table" w:styleId="781">
     <w:name w:val="List Table 3 - Accent 5"/>
-    <w:basedOn w:val="677"/>
+    <w:basedOn w:val="886"/>
     <w:uiPriority w:val="99"/>
     <w:pPr>
       <w:pBdr/>
@@ -29714,9 +29716,9 @@
       </w:tcPr>
     </w:tblStylePr>
   </w:style>
-  <w:style w:type="table" w:styleId="88">
+  <w:style w:type="table" w:styleId="782">
     <w:name w:val="List Table 3 - Accent 6"/>
-    <w:basedOn w:val="677"/>
+    <w:basedOn w:val="886"/>
     <w:uiPriority w:val="99"/>
     <w:pPr>
       <w:pBdr/>
@@ -29942,9 +29944,9 @@
       </w:tcPr>
     </w:tblStylePr>
   </w:style>
-  <w:style w:type="table" w:styleId="89">
+  <w:style w:type="table" w:styleId="783">
     <w:name w:val="List Table 4"/>
-    <w:basedOn w:val="677"/>
+    <w:basedOn w:val="886"/>
     <w:uiPriority w:val="99"/>
     <w:pPr>
       <w:pBdr/>
@@ -30167,9 +30169,9 @@
       </w:tcPr>
     </w:tblStylePr>
   </w:style>
-  <w:style w:type="table" w:styleId="90">
+  <w:style w:type="table" w:styleId="784">
     <w:name w:val="List Table 4 - Accent 1"/>
-    <w:basedOn w:val="677"/>
+    <w:basedOn w:val="886"/>
     <w:uiPriority w:val="99"/>
     <w:pPr>
       <w:pBdr/>
@@ -30392,9 +30394,9 @@
       </w:tcPr>
     </w:tblStylePr>
   </w:style>
-  <w:style w:type="table" w:styleId="91">
+  <w:style w:type="table" w:styleId="785">
     <w:name w:val="List Table 4 - Accent 2"/>
-    <w:basedOn w:val="677"/>
+    <w:basedOn w:val="886"/>
     <w:uiPriority w:val="99"/>
     <w:pPr>
       <w:pBdr/>
@@ -30617,9 +30619,9 @@
       </w:tcPr>
     </w:tblStylePr>
   </w:style>
-  <w:style w:type="table" w:styleId="92">
+  <w:style w:type="table" w:styleId="786">
     <w:name w:val="List Table 4 - Accent 3"/>
-    <w:basedOn w:val="677"/>
+    <w:basedOn w:val="886"/>
     <w:uiPriority w:val="99"/>
     <w:pPr>
       <w:pBdr/>
@@ -30842,9 +30844,9 @@
       </w:tcPr>
     </w:tblStylePr>
   </w:style>
-  <w:style w:type="table" w:styleId="93">
+  <w:style w:type="table" w:styleId="787">
     <w:name w:val="List Table 4 - Accent 4"/>
-    <w:basedOn w:val="677"/>
+    <w:basedOn w:val="886"/>
     <w:uiPriority w:val="99"/>
     <w:pPr>
       <w:pBdr/>
@@ -31067,9 +31069,9 @@
       </w:tcPr>
     </w:tblStylePr>
   </w:style>
-  <w:style w:type="table" w:styleId="94">
+  <w:style w:type="table" w:styleId="788">
     <w:name w:val="List Table 4 - Accent 5"/>
-    <w:basedOn w:val="677"/>
+    <w:basedOn w:val="886"/>
     <w:uiPriority w:val="99"/>
     <w:pPr>
       <w:pBdr/>
@@ -31292,9 +31294,9 @@
       </w:tcPr>
     </w:tblStylePr>
   </w:style>
-  <w:style w:type="table" w:styleId="95">
+  <w:style w:type="table" w:styleId="789">
     <w:name w:val="List Table 4 - Accent 6"/>
-    <w:basedOn w:val="677"/>
+    <w:basedOn w:val="886"/>
     <w:uiPriority w:val="99"/>
     <w:pPr>
       <w:pBdr/>
@@ -31517,9 +31519,9 @@
       </w:tcPr>
     </w:tblStylePr>
   </w:style>
-  <w:style w:type="table" w:styleId="96">
+  <w:style w:type="table" w:styleId="790">
     <w:name w:val="List Table 5 Dark"/>
-    <w:basedOn w:val="677"/>
+    <w:basedOn w:val="886"/>
     <w:uiPriority w:val="99"/>
     <w:pPr>
       <w:pBdr/>
@@ -31759,9 +31761,9 @@
       </w:tcPr>
     </w:tblStylePr>
   </w:style>
-  <w:style w:type="table" w:styleId="97">
+  <w:style w:type="table" w:styleId="791">
     <w:name w:val="List Table 5 Dark - Accent 1"/>
-    <w:basedOn w:val="677"/>
+    <w:basedOn w:val="886"/>
     <w:uiPriority w:val="99"/>
     <w:pPr>
       <w:pBdr/>
@@ -32001,9 +32003,9 @@
       </w:tcPr>
     </w:tblStylePr>
   </w:style>
-  <w:style w:type="table" w:styleId="98">
+  <w:style w:type="table" w:styleId="792">
     <w:name w:val="List Table 5 Dark - Accent 2"/>
-    <w:basedOn w:val="677"/>
+    <w:basedOn w:val="886"/>
     <w:uiPriority w:val="99"/>
     <w:pPr>
       <w:pBdr/>
@@ -32243,9 +32245,9 @@
       </w:tcPr>
     </w:tblStylePr>
   </w:style>
-  <w:style w:type="table" w:styleId="99">
+  <w:style w:type="table" w:styleId="793">
     <w:name w:val="List Table 5 Dark - Accent 3"/>
-    <w:basedOn w:val="677"/>
+    <w:basedOn w:val="886"/>
     <w:uiPriority w:val="99"/>
     <w:pPr>
       <w:pBdr/>
@@ -32485,9 +32487,9 @@
       </w:tcPr>
     </w:tblStylePr>
   </w:style>
-  <w:style w:type="table" w:styleId="100">
+  <w:style w:type="table" w:styleId="794">
     <w:name w:val="List Table 5 Dark - Accent 4"/>
-    <w:basedOn w:val="677"/>
+    <w:basedOn w:val="886"/>
     <w:uiPriority w:val="99"/>
     <w:pPr>
       <w:pBdr/>
@@ -32727,9 +32729,9 @@
       </w:tcPr>
     </w:tblStylePr>
   </w:style>
-  <w:style w:type="table" w:styleId="101">
+  <w:style w:type="table" w:styleId="795">
     <w:name w:val="List Table 5 Dark - Accent 5"/>
-    <w:basedOn w:val="677"/>
+    <w:basedOn w:val="886"/>
     <w:uiPriority w:val="99"/>
     <w:pPr>
       <w:pBdr/>
@@ -32969,9 +32971,9 @@
       </w:tcPr>
     </w:tblStylePr>
   </w:style>
-  <w:style w:type="table" w:styleId="102">
+  <w:style w:type="table" w:styleId="796">
     <w:name w:val="List Table 5 Dark - Accent 6"/>
-    <w:basedOn w:val="677"/>
+    <w:basedOn w:val="886"/>
     <w:uiPriority w:val="99"/>
     <w:pPr>
       <w:pBdr/>
@@ -33211,9 +33213,9 @@
       </w:tcPr>
     </w:tblStylePr>
   </w:style>
-  <w:style w:type="table" w:styleId="103">
+  <w:style w:type="table" w:styleId="797">
     <w:name w:val="List Table 6 Colorful"/>
-    <w:basedOn w:val="677"/>
+    <w:basedOn w:val="886"/>
     <w:uiPriority w:val="99"/>
     <w:pPr>
       <w:pBdr/>
@@ -33434,9 +33436,9 @@
       </w:tcPr>
     </w:tblStylePr>
   </w:style>
-  <w:style w:type="table" w:styleId="104">
+  <w:style w:type="table" w:styleId="798">
     <w:name w:val="List Table 6 Colorful - Accent 1"/>
-    <w:basedOn w:val="677"/>
+    <w:basedOn w:val="886"/>
     <w:uiPriority w:val="99"/>
     <w:pPr>
       <w:pBdr/>
@@ -33657,9 +33659,9 @@
       </w:tcPr>
     </w:tblStylePr>
   </w:style>
-  <w:style w:type="table" w:styleId="105">
+  <w:style w:type="table" w:styleId="799">
     <w:name w:val="List Table 6 Colorful - Accent 2"/>
-    <w:basedOn w:val="677"/>
+    <w:basedOn w:val="886"/>
     <w:uiPriority w:val="99"/>
     <w:pPr>
       <w:pBdr/>
@@ -33880,9 +33882,9 @@
       </w:tcPr>
     </w:tblStylePr>
   </w:style>
-  <w:style w:type="table" w:styleId="106">
+  <w:style w:type="table" w:styleId="800">
     <w:name w:val="List Table 6 Colorful - Accent 3"/>
-    <w:basedOn w:val="677"/>
+    <w:basedOn w:val="886"/>
     <w:uiPriority w:val="99"/>
     <w:pPr>
       <w:pBdr/>
@@ -34103,9 +34105,9 @@
       </w:tcPr>
     </w:tblStylePr>
   </w:style>
-  <w:style w:type="table" w:styleId="107">
+  <w:style w:type="table" w:styleId="801">
     <w:name w:val="List Table 6 Colorful - Accent 4"/>
-    <w:basedOn w:val="677"/>
+    <w:basedOn w:val="886"/>
     <w:uiPriority w:val="99"/>
     <w:pPr>
       <w:pBdr/>
@@ -34326,9 +34328,9 @@
       </w:tcPr>
     </w:tblStylePr>
   </w:style>
-  <w:style w:type="table" w:styleId="108">
+  <w:style w:type="table" w:styleId="802">
     <w:name w:val="List Table 6 Colorful - Accent 5"/>
-    <w:basedOn w:val="677"/>
+    <w:basedOn w:val="886"/>
     <w:uiPriority w:val="99"/>
     <w:pPr>
       <w:pBdr/>
@@ -34549,9 +34551,9 @@
       </w:tcPr>
     </w:tblStylePr>
   </w:style>
-  <w:style w:type="table" w:styleId="109">
+  <w:style w:type="table" w:styleId="803">
     <w:name w:val="List Table 6 Colorful - Accent 6"/>
-    <w:basedOn w:val="677"/>
+    <w:basedOn w:val="886"/>
     <w:uiPriority w:val="99"/>
     <w:pPr>
       <w:pBdr/>
@@ -34772,9 +34774,9 @@
       </w:tcPr>
     </w:tblStylePr>
   </w:style>
-  <w:style w:type="table" w:styleId="110">
+  <w:style w:type="table" w:styleId="804">
     <w:name w:val="List Table 7 Colorful"/>
-    <w:basedOn w:val="677"/>
+    <w:basedOn w:val="886"/>
     <w:uiPriority w:val="99"/>
     <w:pPr>
       <w:pBdr/>
@@ -34873,11 +34875,11 @@
         <w:tblBorders/>
       </w:tblPr>
       <w:tcPr>
-        <w:shd w:color="ffffff"/>
+        <w:shd w:val="clear" w:color="ffffff"/>
         <w:tcBorders>
-          <w:top w:val="none"/>
-          <w:left w:val="none"/>
-          <w:bottom w:val="none"/>
+          <w:top w:val="none" w:color="000000" w:sz="4" w:space="0"/>
+          <w:left w:val="none" w:color="000000" w:sz="4" w:space="0"/>
+          <w:bottom w:val="none" w:color="000000" w:sz="4" w:space="0"/>
           <w:right w:val="single" w:color="000000" w:themeColor="text1" w:themeTint="80" w:sz="4" w:space="0"/>
         </w:tcBorders>
       </w:tcPr>
@@ -34900,10 +34902,10 @@
       <w:tcPr>
         <w:shd w:val="clear" w:color="ffffff" w:themeColor="light1" w:fill="ffffff" w:themeFill="light1"/>
         <w:tcBorders>
-          <w:top w:val="none"/>
-          <w:left w:val="none"/>
+          <w:top w:val="none" w:color="000000" w:sz="4" w:space="0"/>
+          <w:left w:val="none" w:color="000000" w:sz="4" w:space="0"/>
           <w:bottom w:val="single" w:color="000000" w:themeColor="text1" w:themeTint="80" w:sz="4" w:space="0"/>
-          <w:right w:val="none"/>
+          <w:right w:val="none" w:color="000000" w:sz="4" w:space="0"/>
         </w:tcBorders>
       </w:tcPr>
     </w:tblStylePr>
@@ -34923,12 +34925,12 @@
         <w:tblBorders/>
       </w:tblPr>
       <w:tcPr>
-        <w:shd w:color="ffffff"/>
+        <w:shd w:val="clear" w:color="ffffff"/>
         <w:tcBorders>
-          <w:top w:val="none"/>
+          <w:top w:val="none" w:color="000000" w:sz="4" w:space="0"/>
           <w:left w:val="single" w:color="000000" w:themeColor="text1" w:themeTint="80" w:sz="4" w:space="0"/>
-          <w:bottom w:val="none"/>
-          <w:right w:val="none"/>
+          <w:bottom w:val="none" w:color="000000" w:sz="4" w:space="0"/>
+          <w:right w:val="none" w:color="000000" w:sz="4" w:space="0"/>
         </w:tcBorders>
       </w:tcPr>
     </w:tblStylePr>
@@ -34951,9 +34953,9 @@
         <w:shd w:val="clear" w:color="ffffff" w:themeColor="light1" w:fill="ffffff" w:themeFill="light1"/>
         <w:tcBorders>
           <w:top w:val="single" w:color="000000" w:themeColor="text1" w:themeTint="80" w:sz="4" w:space="0"/>
-          <w:left w:val="none"/>
-          <w:bottom w:val="none"/>
-          <w:right w:val="none"/>
+          <w:left w:val="none" w:color="000000" w:sz="4" w:space="0"/>
+          <w:bottom w:val="none" w:color="000000" w:sz="4" w:space="0"/>
+          <w:right w:val="none" w:color="000000" w:sz="4" w:space="0"/>
         </w:tcBorders>
       </w:tcPr>
     </w:tblStylePr>
@@ -35028,9 +35030,9 @@
       </w:tcPr>
     </w:tblStylePr>
   </w:style>
-  <w:style w:type="table" w:styleId="111">
+  <w:style w:type="table" w:styleId="805">
     <w:name w:val="List Table 7 Colorful - Accent 1"/>
-    <w:basedOn w:val="677"/>
+    <w:basedOn w:val="886"/>
     <w:uiPriority w:val="99"/>
     <w:pPr>
       <w:pBdr/>
@@ -35129,11 +35131,11 @@
         <w:tblBorders/>
       </w:tblPr>
       <w:tcPr>
-        <w:shd w:color="ffffff"/>
+        <w:shd w:val="clear" w:color="ffffff"/>
         <w:tcBorders>
-          <w:top w:val="none"/>
-          <w:left w:val="none"/>
-          <w:bottom w:val="none"/>
+          <w:top w:val="none" w:color="000000" w:sz="4" w:space="0"/>
+          <w:left w:val="none" w:color="000000" w:sz="4" w:space="0"/>
+          <w:bottom w:val="none" w:color="000000" w:sz="4" w:space="0"/>
           <w:right w:val="single" w:color="000000" w:themeColor="accent1" w:sz="4" w:space="0"/>
         </w:tcBorders>
       </w:tcPr>
@@ -35156,10 +35158,10 @@
       <w:tcPr>
         <w:shd w:val="clear" w:color="ffffff" w:themeColor="light1" w:fill="ffffff" w:themeFill="light1"/>
         <w:tcBorders>
-          <w:top w:val="none"/>
-          <w:left w:val="none"/>
+          <w:top w:val="none" w:color="000000" w:sz="4" w:space="0"/>
+          <w:left w:val="none" w:color="000000" w:sz="4" w:space="0"/>
           <w:bottom w:val="single" w:color="000000" w:themeColor="accent1" w:sz="4" w:space="0"/>
-          <w:right w:val="none"/>
+          <w:right w:val="none" w:color="000000" w:sz="4" w:space="0"/>
         </w:tcBorders>
       </w:tcPr>
     </w:tblStylePr>
@@ -35179,12 +35181,12 @@
         <w:tblBorders/>
       </w:tblPr>
       <w:tcPr>
-        <w:shd w:color="ffffff"/>
+        <w:shd w:val="clear" w:color="ffffff"/>
         <w:tcBorders>
-          <w:top w:val="none"/>
+          <w:top w:val="none" w:color="000000" w:sz="4" w:space="0"/>
           <w:left w:val="single" w:color="000000" w:themeColor="accent1" w:sz="4" w:space="0"/>
-          <w:bottom w:val="none"/>
-          <w:right w:val="none"/>
+          <w:bottom w:val="none" w:color="000000" w:sz="4" w:space="0"/>
+          <w:right w:val="none" w:color="000000" w:sz="4" w:space="0"/>
         </w:tcBorders>
       </w:tcPr>
     </w:tblStylePr>
@@ -35207,9 +35209,9 @@
         <w:shd w:val="clear" w:color="ffffff" w:themeColor="light1" w:fill="ffffff" w:themeFill="light1"/>
         <w:tcBorders>
           <w:top w:val="single" w:color="000000" w:themeColor="accent1" w:sz="4" w:space="0"/>
-          <w:left w:val="none"/>
-          <w:bottom w:val="none"/>
-          <w:right w:val="none"/>
+          <w:left w:val="none" w:color="000000" w:sz="4" w:space="0"/>
+          <w:bottom w:val="none" w:color="000000" w:sz="4" w:space="0"/>
+          <w:right w:val="none" w:color="000000" w:sz="4" w:space="0"/>
         </w:tcBorders>
       </w:tcPr>
     </w:tblStylePr>
@@ -35284,9 +35286,9 @@
       </w:tcPr>
     </w:tblStylePr>
   </w:style>
-  <w:style w:type="table" w:styleId="112">
+  <w:style w:type="table" w:styleId="806">
     <w:name w:val="List Table 7 Colorful - Accent 2"/>
-    <w:basedOn w:val="677"/>
+    <w:basedOn w:val="886"/>
     <w:uiPriority w:val="99"/>
     <w:pPr>
       <w:pBdr/>
@@ -35385,11 +35387,11 @@
         <w:tblBorders/>
       </w:tblPr>
       <w:tcPr>
-        <w:shd w:color="ffffff"/>
+        <w:shd w:val="clear" w:color="ffffff"/>
         <w:tcBorders>
-          <w:top w:val="none"/>
-          <w:left w:val="none"/>
-          <w:bottom w:val="none"/>
+          <w:top w:val="none" w:color="000000" w:sz="4" w:space="0"/>
+          <w:left w:val="none" w:color="000000" w:sz="4" w:space="0"/>
+          <w:bottom w:val="none" w:color="000000" w:sz="4" w:space="0"/>
           <w:right w:val="single" w:color="000000" w:themeColor="accent2" w:themeTint="97" w:sz="4" w:space="0"/>
         </w:tcBorders>
       </w:tcPr>
@@ -35412,10 +35414,10 @@
       <w:tcPr>
         <w:shd w:val="clear" w:color="ffffff" w:themeColor="light1" w:fill="ffffff" w:themeFill="light1"/>
         <w:tcBorders>
-          <w:top w:val="none"/>
-          <w:left w:val="none"/>
+          <w:top w:val="none" w:color="000000" w:sz="4" w:space="0"/>
+          <w:left w:val="none" w:color="000000" w:sz="4" w:space="0"/>
           <w:bottom w:val="single" w:color="000000" w:themeColor="accent2" w:themeTint="97" w:sz="4" w:space="0"/>
-          <w:right w:val="none"/>
+          <w:right w:val="none" w:color="000000" w:sz="4" w:space="0"/>
         </w:tcBorders>
       </w:tcPr>
     </w:tblStylePr>
@@ -35435,12 +35437,12 @@
         <w:tblBorders/>
       </w:tblPr>
       <w:tcPr>
-        <w:shd w:color="ffffff"/>
+        <w:shd w:val="clear" w:color="ffffff"/>
         <w:tcBorders>
-          <w:top w:val="none"/>
+          <w:top w:val="none" w:color="000000" w:sz="4" w:space="0"/>
           <w:left w:val="single" w:color="000000" w:themeColor="accent2" w:themeTint="97" w:sz="4" w:space="0"/>
-          <w:bottom w:val="none"/>
-          <w:right w:val="none"/>
+          <w:bottom w:val="none" w:color="000000" w:sz="4" w:space="0"/>
+          <w:right w:val="none" w:color="000000" w:sz="4" w:space="0"/>
         </w:tcBorders>
       </w:tcPr>
     </w:tblStylePr>
@@ -35463,9 +35465,9 @@
         <w:shd w:val="clear" w:color="ffffff" w:themeColor="light1" w:fill="ffffff" w:themeFill="light1"/>
         <w:tcBorders>
           <w:top w:val="single" w:color="000000" w:themeColor="accent2" w:themeTint="97" w:sz="4" w:space="0"/>
-          <w:left w:val="none"/>
-          <w:bottom w:val="none"/>
-          <w:right w:val="none"/>
+          <w:left w:val="none" w:color="000000" w:sz="4" w:space="0"/>
+          <w:bottom w:val="none" w:color="000000" w:sz="4" w:space="0"/>
+          <w:right w:val="none" w:color="000000" w:sz="4" w:space="0"/>
         </w:tcBorders>
       </w:tcPr>
     </w:tblStylePr>
@@ -35540,9 +35542,9 @@
       </w:tcPr>
     </w:tblStylePr>
   </w:style>
-  <w:style w:type="table" w:styleId="113">
+  <w:style w:type="table" w:styleId="807">
     <w:name w:val="List Table 7 Colorful - Accent 3"/>
-    <w:basedOn w:val="677"/>
+    <w:basedOn w:val="886"/>
     <w:uiPriority w:val="99"/>
     <w:pPr>
       <w:pBdr/>
@@ -35641,11 +35643,11 @@
         <w:tblBorders/>
       </w:tblPr>
       <w:tcPr>
-        <w:shd w:color="ffffff"/>
+        <w:shd w:val="clear" w:color="ffffff"/>
         <w:tcBorders>
-          <w:top w:val="none"/>
-          <w:left w:val="none"/>
-          <w:bottom w:val="none"/>
+          <w:top w:val="none" w:color="000000" w:sz="4" w:space="0"/>
+          <w:left w:val="none" w:color="000000" w:sz="4" w:space="0"/>
+          <w:bottom w:val="none" w:color="000000" w:sz="4" w:space="0"/>
           <w:right w:val="single" w:color="000000" w:themeColor="accent3" w:themeTint="98" w:sz="4" w:space="0"/>
         </w:tcBorders>
       </w:tcPr>
@@ -35668,10 +35670,10 @@
       <w:tcPr>
         <w:shd w:val="clear" w:color="ffffff" w:themeColor="light1" w:fill="ffffff" w:themeFill="light1"/>
         <w:tcBorders>
-          <w:top w:val="none"/>
-          <w:left w:val="none"/>
+          <w:top w:val="none" w:color="000000" w:sz="4" w:space="0"/>
+          <w:left w:val="none" w:color="000000" w:sz="4" w:space="0"/>
           <w:bottom w:val="single" w:color="000000" w:themeColor="accent3" w:themeTint="98" w:sz="4" w:space="0"/>
-          <w:right w:val="none"/>
+          <w:right w:val="none" w:color="000000" w:sz="4" w:space="0"/>
         </w:tcBorders>
       </w:tcPr>
     </w:tblStylePr>
@@ -35691,12 +35693,12 @@
         <w:tblBorders/>
       </w:tblPr>
       <w:tcPr>
-        <w:shd w:color="ffffff"/>
+        <w:shd w:val="clear" w:color="ffffff"/>
         <w:tcBorders>
-          <w:top w:val="none"/>
+          <w:top w:val="none" w:color="000000" w:sz="4" w:space="0"/>
           <w:left w:val="single" w:color="000000" w:themeColor="accent3" w:themeTint="98" w:sz="4" w:space="0"/>
-          <w:bottom w:val="none"/>
-          <w:right w:val="none"/>
+          <w:bottom w:val="none" w:color="000000" w:sz="4" w:space="0"/>
+          <w:right w:val="none" w:color="000000" w:sz="4" w:space="0"/>
         </w:tcBorders>
       </w:tcPr>
     </w:tblStylePr>
@@ -35719,9 +35721,9 @@
         <w:shd w:val="clear" w:color="ffffff" w:themeColor="light1" w:fill="ffffff" w:themeFill="light1"/>
         <w:tcBorders>
           <w:top w:val="single" w:color="000000" w:themeColor="accent3" w:themeTint="98" w:sz="4" w:space="0"/>
-          <w:left w:val="none"/>
-          <w:bottom w:val="none"/>
-          <w:right w:val="none"/>
+          <w:left w:val="none" w:color="000000" w:sz="4" w:space="0"/>
+          <w:bottom w:val="none" w:color="000000" w:sz="4" w:space="0"/>
+          <w:right w:val="none" w:color="000000" w:sz="4" w:space="0"/>
         </w:tcBorders>
       </w:tcPr>
     </w:tblStylePr>
@@ -35796,9 +35798,9 @@
       </w:tcPr>
     </w:tblStylePr>
   </w:style>
-  <w:style w:type="table" w:styleId="114">
+  <w:style w:type="table" w:styleId="808">
     <w:name w:val="List Table 7 Colorful - Accent 4"/>
-    <w:basedOn w:val="677"/>
+    <w:basedOn w:val="886"/>
     <w:uiPriority w:val="99"/>
     <w:pPr>
       <w:pBdr/>
@@ -35897,11 +35899,11 @@
         <w:tblBorders/>
       </w:tblPr>
       <w:tcPr>
-        <w:shd w:color="ffffff"/>
+        <w:shd w:val="clear" w:color="ffffff"/>
         <w:tcBorders>
-          <w:top w:val="none"/>
-          <w:left w:val="none"/>
-          <w:bottom w:val="none"/>
+          <w:top w:val="none" w:color="000000" w:sz="4" w:space="0"/>
+          <w:left w:val="none" w:color="000000" w:sz="4" w:space="0"/>
+          <w:bottom w:val="none" w:color="000000" w:sz="4" w:space="0"/>
           <w:right w:val="single" w:color="000000" w:themeColor="accent4" w:themeTint="9A" w:sz="4" w:space="0"/>
         </w:tcBorders>
       </w:tcPr>
@@ -35924,10 +35926,10 @@
       <w:tcPr>
         <w:shd w:val="clear" w:color="ffffff" w:themeColor="light1" w:fill="ffffff" w:themeFill="light1"/>
         <w:tcBorders>
-          <w:top w:val="none"/>
-          <w:left w:val="none"/>
+          <w:top w:val="none" w:color="000000" w:sz="4" w:space="0"/>
+          <w:left w:val="none" w:color="000000" w:sz="4" w:space="0"/>
           <w:bottom w:val="single" w:color="000000" w:themeColor="accent4" w:themeTint="9A" w:sz="4" w:space="0"/>
-          <w:right w:val="none"/>
+          <w:right w:val="none" w:color="000000" w:sz="4" w:space="0"/>
         </w:tcBorders>
       </w:tcPr>
     </w:tblStylePr>
@@ -35947,12 +35949,12 @@
         <w:tblBorders/>
       </w:tblPr>
       <w:tcPr>
-        <w:shd w:color="ffffff"/>
+        <w:shd w:val="clear" w:color="ffffff"/>
         <w:tcBorders>
-          <w:top w:val="none"/>
+          <w:top w:val="none" w:color="000000" w:sz="4" w:space="0"/>
           <w:left w:val="single" w:color="000000" w:themeColor="accent4" w:themeTint="9A" w:sz="4" w:space="0"/>
-          <w:bottom w:val="none"/>
-          <w:right w:val="none"/>
+          <w:bottom w:val="none" w:color="000000" w:sz="4" w:space="0"/>
+          <w:right w:val="none" w:color="000000" w:sz="4" w:space="0"/>
         </w:tcBorders>
       </w:tcPr>
     </w:tblStylePr>
@@ -35975,9 +35977,9 @@
         <w:shd w:val="clear" w:color="ffffff" w:themeColor="light1" w:fill="ffffff" w:themeFill="light1"/>
         <w:tcBorders>
           <w:top w:val="single" w:color="000000" w:themeColor="accent4" w:themeTint="9A" w:sz="4" w:space="0"/>
-          <w:left w:val="none"/>
-          <w:bottom w:val="none"/>
-          <w:right w:val="none"/>
+          <w:left w:val="none" w:color="000000" w:sz="4" w:space="0"/>
+          <w:bottom w:val="none" w:color="000000" w:sz="4" w:space="0"/>
+          <w:right w:val="none" w:color="000000" w:sz="4" w:space="0"/>
         </w:tcBorders>
       </w:tcPr>
     </w:tblStylePr>
@@ -36052,9 +36054,9 @@
       </w:tcPr>
     </w:tblStylePr>
   </w:style>
-  <w:style w:type="table" w:styleId="115">
+  <w:style w:type="table" w:styleId="809">
     <w:name w:val="List Table 7 Colorful - Accent 5"/>
-    <w:basedOn w:val="677"/>
+    <w:basedOn w:val="886"/>
     <w:uiPriority w:val="99"/>
     <w:pPr>
       <w:pBdr/>
@@ -36153,11 +36155,11 @@
         <w:tblBorders/>
       </w:tblPr>
       <w:tcPr>
-        <w:shd w:color="ffffff"/>
+        <w:shd w:val="clear" w:color="ffffff"/>
         <w:tcBorders>
-          <w:top w:val="none"/>
-          <w:left w:val="none"/>
-          <w:bottom w:val="none"/>
+          <w:top w:val="none" w:color="000000" w:sz="4" w:space="0"/>
+          <w:left w:val="none" w:color="000000" w:sz="4" w:space="0"/>
+          <w:bottom w:val="none" w:color="000000" w:sz="4" w:space="0"/>
           <w:right w:val="single" w:color="000000" w:themeColor="accent5" w:themeTint="9A" w:sz="4" w:space="0"/>
         </w:tcBorders>
       </w:tcPr>
@@ -36180,10 +36182,10 @@
       <w:tcPr>
         <w:shd w:val="clear" w:color="ffffff" w:themeColor="light1" w:fill="ffffff" w:themeFill="light1"/>
         <w:tcBorders>
-          <w:top w:val="none"/>
-          <w:left w:val="none"/>
+          <w:top w:val="none" w:color="000000" w:sz="4" w:space="0"/>
+          <w:left w:val="none" w:color="000000" w:sz="4" w:space="0"/>
           <w:bottom w:val="single" w:color="000000" w:themeColor="accent5" w:themeTint="9A" w:sz="4" w:space="0"/>
-          <w:right w:val="none"/>
+          <w:right w:val="none" w:color="000000" w:sz="4" w:space="0"/>
         </w:tcBorders>
       </w:tcPr>
     </w:tblStylePr>
@@ -36203,12 +36205,12 @@
         <w:tblBorders/>
       </w:tblPr>
       <w:tcPr>
-        <w:shd w:color="ffffff"/>
+        <w:shd w:val="clear" w:color="ffffff"/>
         <w:tcBorders>
-          <w:top w:val="none"/>
+          <w:top w:val="none" w:color="000000" w:sz="4" w:space="0"/>
           <w:left w:val="single" w:color="000000" w:themeColor="accent5" w:themeTint="9A" w:sz="4" w:space="0"/>
-          <w:bottom w:val="none"/>
-          <w:right w:val="none"/>
+          <w:bottom w:val="none" w:color="000000" w:sz="4" w:space="0"/>
+          <w:right w:val="none" w:color="000000" w:sz="4" w:space="0"/>
         </w:tcBorders>
       </w:tcPr>
     </w:tblStylePr>
@@ -36231,9 +36233,9 @@
         <w:shd w:val="clear" w:color="ffffff" w:themeColor="light1" w:fill="ffffff" w:themeFill="light1"/>
         <w:tcBorders>
           <w:top w:val="single" w:color="000000" w:themeColor="accent5" w:themeTint="9A" w:sz="4" w:space="0"/>
-          <w:left w:val="none"/>
-          <w:bottom w:val="none"/>
-          <w:right w:val="none"/>
+          <w:left w:val="none" w:color="000000" w:sz="4" w:space="0"/>
+          <w:bottom w:val="none" w:color="000000" w:sz="4" w:space="0"/>
+          <w:right w:val="none" w:color="000000" w:sz="4" w:space="0"/>
         </w:tcBorders>
       </w:tcPr>
     </w:tblStylePr>
@@ -36308,9 +36310,9 @@
       </w:tcPr>
     </w:tblStylePr>
   </w:style>
-  <w:style w:type="table" w:styleId="116">
+  <w:style w:type="table" w:styleId="810">
     <w:name w:val="List Table 7 Colorful - Accent 6"/>
-    <w:basedOn w:val="677"/>
+    <w:basedOn w:val="886"/>
     <w:uiPriority w:val="99"/>
     <w:pPr>
       <w:pBdr/>
@@ -36409,11 +36411,11 @@
         <w:tblBorders/>
       </w:tblPr>
       <w:tcPr>
-        <w:shd w:color="ffffff"/>
+        <w:shd w:val="clear" w:color="ffffff"/>
         <w:tcBorders>
-          <w:top w:val="none"/>
-          <w:left w:val="none"/>
-          <w:bottom w:val="none"/>
+          <w:top w:val="none" w:color="000000" w:sz="4" w:space="0"/>
+          <w:left w:val="none" w:color="000000" w:sz="4" w:space="0"/>
+          <w:bottom w:val="none" w:color="000000" w:sz="4" w:space="0"/>
           <w:right w:val="single" w:color="000000" w:themeColor="accent6" w:themeTint="98" w:sz="4" w:space="0"/>
         </w:tcBorders>
       </w:tcPr>
@@ -36436,10 +36438,10 @@
       <w:tcPr>
         <w:shd w:val="clear" w:color="ffffff" w:themeColor="light1" w:fill="ffffff" w:themeFill="light1"/>
         <w:tcBorders>
-          <w:top w:val="none"/>
-          <w:left w:val="none"/>
+          <w:top w:val="none" w:color="000000" w:sz="4" w:space="0"/>
+          <w:left w:val="none" w:color="000000" w:sz="4" w:space="0"/>
           <w:bottom w:val="single" w:color="000000" w:themeColor="accent6" w:themeTint="98" w:sz="4" w:space="0"/>
-          <w:right w:val="none"/>
+          <w:right w:val="none" w:color="000000" w:sz="4" w:space="0"/>
         </w:tcBorders>
       </w:tcPr>
     </w:tblStylePr>
@@ -36459,12 +36461,12 @@
         <w:tblBorders/>
       </w:tblPr>
       <w:tcPr>
-        <w:shd w:color="ffffff"/>
+        <w:shd w:val="clear" w:color="ffffff"/>
         <w:tcBorders>
-          <w:top w:val="none"/>
+          <w:top w:val="none" w:color="000000" w:sz="4" w:space="0"/>
           <w:left w:val="single" w:color="000000" w:themeColor="accent6" w:themeTint="98" w:sz="4" w:space="0"/>
-          <w:bottom w:val="none"/>
-          <w:right w:val="none"/>
+          <w:bottom w:val="none" w:color="000000" w:sz="4" w:space="0"/>
+          <w:right w:val="none" w:color="000000" w:sz="4" w:space="0"/>
         </w:tcBorders>
       </w:tcPr>
     </w:tblStylePr>
@@ -36487,9 +36489,9 @@
         <w:shd w:val="clear" w:color="ffffff" w:themeColor="light1" w:fill="ffffff" w:themeFill="light1"/>
         <w:tcBorders>
           <w:top w:val="single" w:color="000000" w:themeColor="accent6" w:themeTint="98" w:sz="4" w:space="0"/>
-          <w:left w:val="none"/>
-          <w:bottom w:val="none"/>
-          <w:right w:val="none"/>
+          <w:left w:val="none" w:color="000000" w:sz="4" w:space="0"/>
+          <w:bottom w:val="none" w:color="000000" w:sz="4" w:space="0"/>
+          <w:right w:val="none" w:color="000000" w:sz="4" w:space="0"/>
         </w:tcBorders>
       </w:tcPr>
     </w:tblStylePr>
@@ -36564,9 +36566,9 @@
       </w:tcPr>
     </w:tblStylePr>
   </w:style>
-  <w:style w:type="table" w:styleId="117">
+  <w:style w:type="table" w:styleId="811">
     <w:name w:val="Lined - Accent"/>
-    <w:basedOn w:val="677"/>
+    <w:basedOn w:val="886"/>
     <w:uiPriority w:val="99"/>
     <w:pPr>
       <w:pBdr/>
@@ -36801,9 +36803,9 @@
       </w:tcPr>
     </w:tblStylePr>
   </w:style>
-  <w:style w:type="table" w:styleId="118">
+  <w:style w:type="table" w:styleId="812">
     <w:name w:val="Lined - Accent 1"/>
-    <w:basedOn w:val="677"/>
+    <w:basedOn w:val="886"/>
     <w:uiPriority w:val="99"/>
     <w:pPr>
       <w:pBdr/>
@@ -37038,9 +37040,9 @@
       </w:tcPr>
     </w:tblStylePr>
   </w:style>
-  <w:style w:type="table" w:styleId="119">
+  <w:style w:type="table" w:styleId="813">
     <w:name w:val="Lined - Accent 2"/>
-    <w:basedOn w:val="677"/>
+    <w:basedOn w:val="886"/>
     <w:uiPriority w:val="99"/>
     <w:pPr>
       <w:pBdr/>
@@ -37275,9 +37277,9 @@
       </w:tcPr>
     </w:tblStylePr>
   </w:style>
-  <w:style w:type="table" w:styleId="120">
+  <w:style w:type="table" w:styleId="814">
     <w:name w:val="Lined - Accent 3"/>
-    <w:basedOn w:val="677"/>
+    <w:basedOn w:val="886"/>
     <w:uiPriority w:val="99"/>
     <w:pPr>
       <w:pBdr/>
@@ -37512,9 +37514,9 @@
       </w:tcPr>
     </w:tblStylePr>
   </w:style>
-  <w:style w:type="table" w:styleId="121">
+  <w:style w:type="table" w:styleId="815">
     <w:name w:val="Lined - Accent 4"/>
-    <w:basedOn w:val="677"/>
+    <w:basedOn w:val="886"/>
     <w:uiPriority w:val="99"/>
     <w:pPr>
       <w:pBdr/>
@@ -37749,9 +37751,9 @@
       </w:tcPr>
     </w:tblStylePr>
   </w:style>
-  <w:style w:type="table" w:styleId="122">
+  <w:style w:type="table" w:styleId="816">
     <w:name w:val="Lined - Accent 5"/>
-    <w:basedOn w:val="677"/>
+    <w:basedOn w:val="886"/>
     <w:uiPriority w:val="99"/>
     <w:pPr>
       <w:pBdr/>
@@ -37986,9 +37988,9 @@
       </w:tcPr>
     </w:tblStylePr>
   </w:style>
-  <w:style w:type="table" w:styleId="123">
+  <w:style w:type="table" w:styleId="817">
     <w:name w:val="Lined - Accent 6"/>
-    <w:basedOn w:val="677"/>
+    <w:basedOn w:val="886"/>
     <w:uiPriority w:val="99"/>
     <w:pPr>
       <w:pBdr/>
@@ -38223,9 +38225,9 @@
       </w:tcPr>
     </w:tblStylePr>
   </w:style>
-  <w:style w:type="table" w:styleId="124">
+  <w:style w:type="table" w:styleId="818">
     <w:name w:val="Bordered &amp; Lined - Accent"/>
-    <w:basedOn w:val="677"/>
+    <w:basedOn w:val="886"/>
     <w:uiPriority w:val="99"/>
     <w:pPr>
       <w:pBdr/>
@@ -38467,9 +38469,9 @@
       </w:tcPr>
     </w:tblStylePr>
   </w:style>
-  <w:style w:type="table" w:styleId="125">
+  <w:style w:type="table" w:styleId="819">
     <w:name w:val="Bordered &amp; Lined - Accent 1"/>
-    <w:basedOn w:val="677"/>
+    <w:basedOn w:val="886"/>
     <w:uiPriority w:val="99"/>
     <w:pPr>
       <w:pBdr/>
@@ -38711,9 +38713,9 @@
       </w:tcPr>
     </w:tblStylePr>
   </w:style>
-  <w:style w:type="table" w:styleId="126">
+  <w:style w:type="table" w:styleId="820">
     <w:name w:val="Bordered &amp; Lined - Accent 2"/>
-    <w:basedOn w:val="677"/>
+    <w:basedOn w:val="886"/>
     <w:uiPriority w:val="99"/>
     <w:pPr>
       <w:pBdr/>
@@ -38955,9 +38957,9 @@
       </w:tcPr>
     </w:tblStylePr>
   </w:style>
-  <w:style w:type="table" w:styleId="127">
+  <w:style w:type="table" w:styleId="821">
     <w:name w:val="Bordered &amp; Lined - Accent 3"/>
-    <w:basedOn w:val="677"/>
+    <w:basedOn w:val="886"/>
     <w:uiPriority w:val="99"/>
     <w:pPr>
       <w:pBdr/>
@@ -39199,9 +39201,9 @@
       </w:tcPr>
     </w:tblStylePr>
   </w:style>
-  <w:style w:type="table" w:styleId="128">
+  <w:style w:type="table" w:styleId="822">
     <w:name w:val="Bordered &amp; Lined - Accent 4"/>
-    <w:basedOn w:val="677"/>
+    <w:basedOn w:val="886"/>
     <w:uiPriority w:val="99"/>
     <w:pPr>
       <w:pBdr/>
@@ -39443,9 +39445,9 @@
       </w:tcPr>
     </w:tblStylePr>
   </w:style>
-  <w:style w:type="table" w:styleId="129">
+  <w:style w:type="table" w:styleId="823">
     <w:name w:val="Bordered &amp; Lined - Accent 5"/>
-    <w:basedOn w:val="677"/>
+    <w:basedOn w:val="886"/>
     <w:uiPriority w:val="99"/>
     <w:pPr>
       <w:pBdr/>
@@ -39687,9 +39689,9 @@
       </w:tcPr>
     </w:tblStylePr>
   </w:style>
-  <w:style w:type="table" w:styleId="130">
+  <w:style w:type="table" w:styleId="824">
     <w:name w:val="Bordered &amp; Lined - Accent 6"/>
-    <w:basedOn w:val="677"/>
+    <w:basedOn w:val="886"/>
     <w:uiPriority w:val="99"/>
     <w:pPr>
       <w:pBdr/>
@@ -39931,9 +39933,9 @@
       </w:tcPr>
     </w:tblStylePr>
   </w:style>
-  <w:style w:type="table" w:styleId="131">
+  <w:style w:type="table" w:styleId="825">
     <w:name w:val="Bordered"/>
-    <w:basedOn w:val="677"/>
+    <w:basedOn w:val="886"/>
     <w:uiPriority w:val="99"/>
     <w:pPr>
       <w:pBdr/>
@@ -40162,9 +40164,9 @@
       </w:tcPr>
     </w:tblStylePr>
   </w:style>
-  <w:style w:type="table" w:styleId="132">
+  <w:style w:type="table" w:styleId="826">
     <w:name w:val="Bordered - Accent 1"/>
-    <w:basedOn w:val="677"/>
+    <w:basedOn w:val="886"/>
     <w:uiPriority w:val="99"/>
     <w:pPr>
       <w:pBdr/>
@@ -40393,9 +40395,9 @@
       </w:tcPr>
     </w:tblStylePr>
   </w:style>
-  <w:style w:type="table" w:styleId="133">
+  <w:style w:type="table" w:styleId="827">
     <w:name w:val="Bordered - Accent 2"/>
-    <w:basedOn w:val="677"/>
+    <w:basedOn w:val="886"/>
     <w:uiPriority w:val="99"/>
     <w:pPr>
       <w:pBdr/>
@@ -40624,9 +40626,9 @@
       </w:tcPr>
     </w:tblStylePr>
   </w:style>
-  <w:style w:type="table" w:styleId="134">
+  <w:style w:type="table" w:styleId="828">
     <w:name w:val="Bordered - Accent 3"/>
-    <w:basedOn w:val="677"/>
+    <w:basedOn w:val="886"/>
     <w:uiPriority w:val="99"/>
     <w:pPr>
       <w:pBdr/>
@@ -40855,9 +40857,9 @@
       </w:tcPr>
     </w:tblStylePr>
   </w:style>
-  <w:style w:type="table" w:styleId="135">
+  <w:style w:type="table" w:styleId="829">
     <w:name w:val="Bordered - Accent 4"/>
-    <w:basedOn w:val="677"/>
+    <w:basedOn w:val="886"/>
     <w:uiPriority w:val="99"/>
     <w:pPr>
       <w:pBdr/>
@@ -41086,9 +41088,9 @@
       </w:tcPr>
     </w:tblStylePr>
   </w:style>
-  <w:style w:type="table" w:styleId="136">
+  <w:style w:type="table" w:styleId="830">
     <w:name w:val="Bordered - Accent 5"/>
-    <w:basedOn w:val="677"/>
+    <w:basedOn w:val="886"/>
     <w:uiPriority w:val="99"/>
     <w:pPr>
       <w:pBdr/>
@@ -41317,9 +41319,9 @@
       </w:tcPr>
     </w:tblStylePr>
   </w:style>
-  <w:style w:type="table" w:styleId="137">
+  <w:style w:type="table" w:styleId="831">
     <w:name w:val="Bordered - Accent 6"/>
-    <w:basedOn w:val="677"/>
+    <w:basedOn w:val="886"/>
     <w:uiPriority w:val="99"/>
     <w:pPr>
       <w:pBdr/>
@@ -41548,11 +41550,11 @@
       </w:tcPr>
     </w:tblStylePr>
   </w:style>
-  <w:style w:type="paragraph" w:styleId="145">
+  <w:style w:type="paragraph" w:styleId="832">
     <w:name w:val="Heading 7"/>
-    <w:basedOn w:val="669"/>
-    <w:next w:val="669"/>
-    <w:link w:val="156"/>
+    <w:basedOn w:val="878"/>
+    <w:next w:val="878"/>
+    <w:link w:val="841"/>
     <w:uiPriority w:val="9"/>
     <w:unhideWhenUsed/>
     <w:qFormat/>
@@ -41569,11 +41571,11 @@
       <w:color w:val="595959" w:themeColor="text1" w:themeTint="A6"/>
     </w:rPr>
   </w:style>
-  <w:style w:type="paragraph" w:styleId="146">
+  <w:style w:type="paragraph" w:styleId="833">
     <w:name w:val="Heading 8"/>
-    <w:basedOn w:val="669"/>
-    <w:next w:val="669"/>
-    <w:link w:val="157"/>
+    <w:basedOn w:val="878"/>
+    <w:next w:val="878"/>
+    <w:link w:val="842"/>
     <w:uiPriority w:val="9"/>
     <w:unhideWhenUsed/>
     <w:qFormat/>
@@ -41592,11 +41594,11 @@
       <w:color w:val="272727" w:themeColor="text1" w:themeTint="D8"/>
     </w:rPr>
   </w:style>
-  <w:style w:type="paragraph" w:styleId="147">
+  <w:style w:type="paragraph" w:styleId="834">
     <w:name w:val="Heading 9"/>
-    <w:basedOn w:val="669"/>
-    <w:next w:val="669"/>
-    <w:link w:val="158"/>
+    <w:basedOn w:val="878"/>
+    <w:next w:val="878"/>
+    <w:link w:val="843"/>
     <w:uiPriority w:val="9"/>
     <w:unhideWhenUsed/>
     <w:qFormat/>
@@ -41615,10 +41617,10 @@
       <w:color w:val="272727" w:themeColor="text1" w:themeTint="D8"/>
     </w:rPr>
   </w:style>
-  <w:style w:type="character" w:styleId="150">
+  <w:style w:type="character" w:styleId="835">
     <w:name w:val="Heading 1 Char"/>
-    <w:basedOn w:val="676"/>
-    <w:link w:val="670"/>
+    <w:basedOn w:val="885"/>
+    <w:link w:val="879"/>
     <w:uiPriority w:val="9"/>
     <w:pPr>
       <w:pBdr/>
@@ -41632,10 +41634,10 @@
       <w:szCs w:val="40"/>
     </w:rPr>
   </w:style>
-  <w:style w:type="character" w:styleId="151">
+  <w:style w:type="character" w:styleId="836">
     <w:name w:val="Heading 2 Char"/>
-    <w:basedOn w:val="676"/>
-    <w:link w:val="671"/>
+    <w:basedOn w:val="885"/>
+    <w:link w:val="880"/>
     <w:uiPriority w:val="9"/>
     <w:pPr>
       <w:pBdr/>
@@ -41649,10 +41651,10 @@
       <w:szCs w:val="32"/>
     </w:rPr>
   </w:style>
-  <w:style w:type="character" w:styleId="152">
+  <w:style w:type="character" w:styleId="837">
     <w:name w:val="Heading 3 Char"/>
-    <w:basedOn w:val="676"/>
-    <w:link w:val="672"/>
+    <w:basedOn w:val="885"/>
+    <w:link w:val="881"/>
     <w:uiPriority w:val="9"/>
     <w:pPr>
       <w:pBdr/>
@@ -41666,10 +41668,10 @@
       <w:szCs w:val="28"/>
     </w:rPr>
   </w:style>
-  <w:style w:type="character" w:styleId="153">
+  <w:style w:type="character" w:styleId="838">
     <w:name w:val="Heading 4 Char"/>
-    <w:basedOn w:val="676"/>
-    <w:link w:val="673"/>
+    <w:basedOn w:val="885"/>
+    <w:link w:val="882"/>
     <w:uiPriority w:val="9"/>
     <w:pPr>
       <w:pBdr/>
@@ -41683,10 +41685,10 @@
       <w:color w:val="0f4761" w:themeColor="accent1" w:themeShade="BF"/>
     </w:rPr>
   </w:style>
-  <w:style w:type="character" w:styleId="154">
+  <w:style w:type="character" w:styleId="839">
     <w:name w:val="Heading 5 Char"/>
-    <w:basedOn w:val="676"/>
-    <w:link w:val="674"/>
+    <w:basedOn w:val="885"/>
+    <w:link w:val="883"/>
     <w:uiPriority w:val="9"/>
     <w:pPr>
       <w:pBdr/>
@@ -41698,10 +41700,10 @@
       <w:color w:val="0f4761" w:themeColor="accent1" w:themeShade="BF"/>
     </w:rPr>
   </w:style>
-  <w:style w:type="character" w:styleId="155">
+  <w:style w:type="character" w:styleId="840">
     <w:name w:val="Heading 6 Char"/>
-    <w:basedOn w:val="676"/>
-    <w:link w:val="675"/>
+    <w:basedOn w:val="885"/>
+    <w:link w:val="884"/>
     <w:uiPriority w:val="9"/>
     <w:pPr>
       <w:pBdr/>
@@ -41715,10 +41717,10 @@
       <w:color w:val="595959" w:themeColor="text1" w:themeTint="A6"/>
     </w:rPr>
   </w:style>
-  <w:style w:type="character" w:styleId="156">
+  <w:style w:type="character" w:styleId="841">
     <w:name w:val="Heading 7 Char"/>
-    <w:basedOn w:val="676"/>
-    <w:link w:val="145"/>
+    <w:basedOn w:val="885"/>
+    <w:link w:val="832"/>
     <w:uiPriority w:val="9"/>
     <w:pPr>
       <w:pBdr/>
@@ -41730,10 +41732,10 @@
       <w:color w:val="595959" w:themeColor="text1" w:themeTint="A6"/>
     </w:rPr>
   </w:style>
-  <w:style w:type="character" w:styleId="157">
+  <w:style w:type="character" w:styleId="842">
     <w:name w:val="Heading 8 Char"/>
-    <w:basedOn w:val="676"/>
-    <w:link w:val="146"/>
+    <w:basedOn w:val="885"/>
+    <w:link w:val="833"/>
     <w:uiPriority w:val="9"/>
     <w:pPr>
       <w:pBdr/>
@@ -41747,10 +41749,10 @@
       <w:color w:val="272727" w:themeColor="text1" w:themeTint="D8"/>
     </w:rPr>
   </w:style>
-  <w:style w:type="character" w:styleId="158">
+  <w:style w:type="character" w:styleId="843">
     <w:name w:val="Heading 9 Char"/>
-    <w:basedOn w:val="676"/>
-    <w:link w:val="147"/>
+    <w:basedOn w:val="885"/>
+    <w:link w:val="834"/>
     <w:uiPriority w:val="9"/>
     <w:pPr>
       <w:pBdr/>
@@ -41764,10 +41766,10 @@
       <w:color w:val="272727" w:themeColor="text1" w:themeTint="D8"/>
     </w:rPr>
   </w:style>
-  <w:style w:type="character" w:styleId="160">
+  <w:style w:type="character" w:styleId="844">
     <w:name w:val="Title Char"/>
-    <w:basedOn w:val="676"/>
-    <w:link w:val="680"/>
+    <w:basedOn w:val="885"/>
+    <w:link w:val="889"/>
     <w:uiPriority w:val="10"/>
     <w:pPr>
       <w:pBdr/>
@@ -41781,10 +41783,10 @@
       <w:szCs w:val="56"/>
     </w:rPr>
   </w:style>
-  <w:style w:type="character" w:styleId="162">
+  <w:style w:type="character" w:styleId="845">
     <w:name w:val="Subtitle Char"/>
-    <w:basedOn w:val="676"/>
-    <w:link w:val="690"/>
+    <w:basedOn w:val="885"/>
+    <w:link w:val="899"/>
     <w:uiPriority w:val="11"/>
     <w:pPr>
       <w:pBdr/>
@@ -41798,11 +41800,11 @@
       <w:szCs w:val="28"/>
     </w:rPr>
   </w:style>
-  <w:style w:type="paragraph" w:styleId="163">
+  <w:style w:type="paragraph" w:styleId="846">
     <w:name w:val="Quote"/>
-    <w:basedOn w:val="669"/>
-    <w:next w:val="669"/>
-    <w:link w:val="164"/>
+    <w:basedOn w:val="878"/>
+    <w:next w:val="878"/>
+    <w:link w:val="847"/>
     <w:uiPriority w:val="29"/>
     <w:qFormat/>
     <w:pPr>
@@ -41817,10 +41819,10 @@
       <w:color w:val="404040" w:themeColor="text1" w:themeTint="BF"/>
     </w:rPr>
   </w:style>
-  <w:style w:type="character" w:styleId="164">
+  <w:style w:type="character" w:styleId="847">
     <w:name w:val="Quote Char"/>
-    <w:basedOn w:val="676"/>
-    <w:link w:val="163"/>
+    <w:basedOn w:val="885"/>
+    <w:link w:val="846"/>
     <w:uiPriority w:val="29"/>
     <w:pPr>
       <w:pBdr/>
@@ -41833,9 +41835,9 @@
       <w:color w:val="404040" w:themeColor="text1" w:themeTint="BF"/>
     </w:rPr>
   </w:style>
-  <w:style w:type="character" w:styleId="166">
+  <w:style w:type="character" w:styleId="848">
     <w:name w:val="Intense Emphasis"/>
-    <w:basedOn w:val="676"/>
+    <w:basedOn w:val="885"/>
     <w:uiPriority w:val="21"/>
     <w:qFormat/>
     <w:pPr>
@@ -41849,11 +41851,11 @@
       <w:color w:val="0f4761" w:themeColor="accent1" w:themeShade="BF"/>
     </w:rPr>
   </w:style>
-  <w:style w:type="paragraph" w:styleId="167">
+  <w:style w:type="paragraph" w:styleId="849">
     <w:name w:val="Intense Quote"/>
-    <w:basedOn w:val="669"/>
-    <w:next w:val="669"/>
-    <w:link w:val="168"/>
+    <w:basedOn w:val="878"/>
+    <w:next w:val="878"/>
+    <w:link w:val="850"/>
     <w:uiPriority w:val="30"/>
     <w:qFormat/>
     <w:pPr>
@@ -41871,10 +41873,10 @@
       <w:color w:val="0f4761" w:themeColor="accent1" w:themeShade="BF"/>
     </w:rPr>
   </w:style>
-  <w:style w:type="character" w:styleId="168">
+  <w:style w:type="character" w:styleId="850">
     <w:name w:val="Intense Quote Char"/>
-    <w:basedOn w:val="676"/>
-    <w:link w:val="167"/>
+    <w:basedOn w:val="885"/>
+    <w:link w:val="849"/>
     <w:uiPriority w:val="30"/>
     <w:pPr>
       <w:pBdr/>
@@ -41887,9 +41889,9 @@
       <w:color w:val="0f4761" w:themeColor="accent1" w:themeShade="BF"/>
     </w:rPr>
   </w:style>
-  <w:style w:type="character" w:styleId="169">
+  <w:style w:type="character" w:styleId="851">
     <w:name w:val="Intense Reference"/>
-    <w:basedOn w:val="676"/>
+    <w:basedOn w:val="885"/>
     <w:uiPriority w:val="32"/>
     <w:qFormat/>
     <w:pPr>
@@ -41905,9 +41907,9 @@
       <w:spacing w:val="5"/>
     </w:rPr>
   </w:style>
-  <w:style w:type="paragraph" w:styleId="170">
+  <w:style w:type="paragraph" w:styleId="852">
     <w:name w:val="No Spacing"/>
-    <w:basedOn w:val="669"/>
+    <w:basedOn w:val="878"/>
     <w:uiPriority w:val="1"/>
     <w:qFormat/>
     <w:pPr>
@@ -41916,9 +41918,9 @@
       <w:ind/>
     </w:pPr>
   </w:style>
-  <w:style w:type="character" w:styleId="171">
+  <w:style w:type="character" w:styleId="853">
     <w:name w:val="Subtle Emphasis"/>
-    <w:basedOn w:val="676"/>
+    <w:basedOn w:val="885"/>
     <w:uiPriority w:val="19"/>
     <w:qFormat/>
     <w:pPr>
@@ -41932,9 +41934,9 @@
       <w:color w:val="404040" w:themeColor="text1" w:themeTint="BF"/>
     </w:rPr>
   </w:style>
-  <w:style w:type="character" w:styleId="172">
+  <w:style w:type="character" w:styleId="854">
     <w:name w:val="Emphasis"/>
-    <w:basedOn w:val="676"/>
+    <w:basedOn w:val="885"/>
     <w:uiPriority w:val="20"/>
     <w:qFormat/>
     <w:pPr>
@@ -41947,9 +41949,9 @@
       <w:iCs/>
     </w:rPr>
   </w:style>
-  <w:style w:type="character" w:styleId="173">
+  <w:style w:type="character" w:styleId="855">
     <w:name w:val="Strong"/>
-    <w:basedOn w:val="676"/>
+    <w:basedOn w:val="885"/>
     <w:uiPriority w:val="22"/>
     <w:qFormat/>
     <w:pPr>
@@ -41962,9 +41964,9 @@
       <w:bCs/>
     </w:rPr>
   </w:style>
-  <w:style w:type="character" w:styleId="174">
+  <w:style w:type="character" w:styleId="856">
     <w:name w:val="Subtle Reference"/>
-    <w:basedOn w:val="676"/>
+    <w:basedOn w:val="885"/>
     <w:uiPriority w:val="31"/>
     <w:qFormat/>
     <w:pPr>
@@ -41977,9 +41979,9 @@
       <w:color w:val="5a5a5a" w:themeColor="text1" w:themeTint="A5"/>
     </w:rPr>
   </w:style>
-  <w:style w:type="character" w:styleId="175">
+  <w:style w:type="character" w:styleId="857">
     <w:name w:val="Book Title"/>
-    <w:basedOn w:val="676"/>
+    <w:basedOn w:val="885"/>
     <w:uiPriority w:val="33"/>
     <w:qFormat/>
     <w:pPr>
@@ -41995,10 +41997,10 @@
       <w:spacing w:val="5"/>
     </w:rPr>
   </w:style>
-  <w:style w:type="paragraph" w:styleId="176">
+  <w:style w:type="paragraph" w:styleId="858">
     <w:name w:val="Header"/>
-    <w:basedOn w:val="669"/>
-    <w:link w:val="177"/>
+    <w:basedOn w:val="878"/>
+    <w:link w:val="859"/>
     <w:uiPriority w:val="99"/>
     <w:unhideWhenUsed/>
     <w:pPr>
@@ -42011,10 +42013,10 @@
       <w:ind/>
     </w:pPr>
   </w:style>
-  <w:style w:type="character" w:styleId="177">
+  <w:style w:type="character" w:styleId="859">
     <w:name w:val="Header Char"/>
-    <w:basedOn w:val="676"/>
-    <w:link w:val="176"/>
+    <w:basedOn w:val="885"/>
+    <w:link w:val="858"/>
     <w:uiPriority w:val="99"/>
     <w:pPr>
       <w:pBdr/>
@@ -42022,10 +42024,10 @@
       <w:ind/>
     </w:pPr>
   </w:style>
-  <w:style w:type="paragraph" w:styleId="178">
+  <w:style w:type="paragraph" w:styleId="860">
     <w:name w:val="Footer"/>
-    <w:basedOn w:val="669"/>
-    <w:link w:val="179"/>
+    <w:basedOn w:val="878"/>
+    <w:link w:val="861"/>
     <w:uiPriority w:val="99"/>
     <w:unhideWhenUsed/>
     <w:pPr>
@@ -42038,10 +42040,10 @@
       <w:ind/>
     </w:pPr>
   </w:style>
-  <w:style w:type="character" w:styleId="179">
+  <w:style w:type="character" w:styleId="861">
     <w:name w:val="Footer Char"/>
-    <w:basedOn w:val="676"/>
-    <w:link w:val="178"/>
+    <w:basedOn w:val="885"/>
+    <w:link w:val="860"/>
     <w:uiPriority w:val="99"/>
     <w:pPr>
       <w:pBdr/>
@@ -42049,10 +42051,10 @@
       <w:ind/>
     </w:pPr>
   </w:style>
-  <w:style w:type="paragraph" w:styleId="180">
+  <w:style w:type="paragraph" w:styleId="862">
     <w:name w:val="Caption"/>
-    <w:basedOn w:val="669"/>
-    <w:next w:val="669"/>
+    <w:basedOn w:val="878"/>
+    <w:next w:val="878"/>
     <w:uiPriority w:val="35"/>
     <w:unhideWhenUsed/>
     <w:qFormat/>
@@ -42069,10 +42071,10 @@
       <w:szCs w:val="18"/>
     </w:rPr>
   </w:style>
-  <w:style w:type="character" w:styleId="182">
+  <w:style w:type="character" w:styleId="863">
     <w:name w:val="Footnote Text Char"/>
-    <w:basedOn w:val="676"/>
-    <w:link w:val="685"/>
+    <w:basedOn w:val="885"/>
+    <w:link w:val="894"/>
     <w:uiPriority w:val="99"/>
     <w:semiHidden/>
     <w:pPr>
@@ -42085,10 +42087,10 @@
       <w:szCs w:val="20"/>
     </w:rPr>
   </w:style>
-  <w:style w:type="character" w:styleId="185">
+  <w:style w:type="character" w:styleId="864">
     <w:name w:val="Endnote Text Char"/>
-    <w:basedOn w:val="676"/>
-    <w:link w:val="688"/>
+    <w:basedOn w:val="885"/>
+    <w:link w:val="897"/>
     <w:uiPriority w:val="99"/>
     <w:semiHidden/>
     <w:pPr>
@@ -42101,9 +42103,9 @@
       <w:szCs w:val="20"/>
     </w:rPr>
   </w:style>
-  <w:style w:type="character" w:styleId="188">
+  <w:style w:type="character" w:styleId="865">
     <w:name w:val="FollowedHyperlink"/>
-    <w:basedOn w:val="676"/>
+    <w:basedOn w:val="885"/>
     <w:uiPriority w:val="99"/>
     <w:semiHidden/>
     <w:unhideWhenUsed/>
@@ -42117,10 +42119,10 @@
       <w:u w:val="single"/>
     </w:rPr>
   </w:style>
-  <w:style w:type="paragraph" w:styleId="189">
+  <w:style w:type="paragraph" w:styleId="866">
     <w:name w:val="toc 1"/>
-    <w:basedOn w:val="669"/>
-    <w:next w:val="669"/>
+    <w:basedOn w:val="878"/>
+    <w:next w:val="878"/>
     <w:uiPriority w:val="39"/>
     <w:unhideWhenUsed/>
     <w:pPr>
@@ -42129,10 +42131,10 @@
       <w:ind/>
     </w:pPr>
   </w:style>
-  <w:style w:type="paragraph" w:styleId="190">
+  <w:style w:type="paragraph" w:styleId="867">
     <w:name w:val="toc 2"/>
-    <w:basedOn w:val="669"/>
-    <w:next w:val="669"/>
+    <w:basedOn w:val="878"/>
+    <w:next w:val="878"/>
     <w:uiPriority w:val="39"/>
     <w:unhideWhenUsed/>
     <w:pPr>
@@ -42141,10 +42143,10 @@
       <w:ind w:left="220"/>
     </w:pPr>
   </w:style>
-  <w:style w:type="paragraph" w:styleId="191">
+  <w:style w:type="paragraph" w:styleId="868">
     <w:name w:val="toc 3"/>
-    <w:basedOn w:val="669"/>
-    <w:next w:val="669"/>
+    <w:basedOn w:val="878"/>
+    <w:next w:val="878"/>
     <w:uiPriority w:val="39"/>
     <w:unhideWhenUsed/>
     <w:pPr>
@@ -42153,10 +42155,10 @@
       <w:ind w:left="440"/>
     </w:pPr>
   </w:style>
-  <w:style w:type="paragraph" w:styleId="192">
+  <w:style w:type="paragraph" w:styleId="869">
     <w:name w:val="toc 4"/>
-    <w:basedOn w:val="669"/>
-    <w:next w:val="669"/>
+    <w:basedOn w:val="878"/>
+    <w:next w:val="878"/>
     <w:uiPriority w:val="39"/>
     <w:unhideWhenUsed/>
     <w:pPr>
@@ -42165,10 +42167,10 @@
       <w:ind w:left="660"/>
     </w:pPr>
   </w:style>
-  <w:style w:type="paragraph" w:styleId="193">
+  <w:style w:type="paragraph" w:styleId="870">
     <w:name w:val="toc 5"/>
-    <w:basedOn w:val="669"/>
-    <w:next w:val="669"/>
+    <w:basedOn w:val="878"/>
+    <w:next w:val="878"/>
     <w:uiPriority w:val="39"/>
     <w:unhideWhenUsed/>
     <w:pPr>
@@ -42177,10 +42179,10 @@
       <w:ind w:left="880"/>
     </w:pPr>
   </w:style>
-  <w:style w:type="paragraph" w:styleId="194">
+  <w:style w:type="paragraph" w:styleId="871">
     <w:name w:val="toc 6"/>
-    <w:basedOn w:val="669"/>
-    <w:next w:val="669"/>
+    <w:basedOn w:val="878"/>
+    <w:next w:val="878"/>
     <w:uiPriority w:val="39"/>
     <w:unhideWhenUsed/>
     <w:pPr>
@@ -42189,10 +42191,10 @@
       <w:ind w:left="1100"/>
     </w:pPr>
   </w:style>
-  <w:style w:type="paragraph" w:styleId="195">
+  <w:style w:type="paragraph" w:styleId="872">
     <w:name w:val="toc 7"/>
-    <w:basedOn w:val="669"/>
-    <w:next w:val="669"/>
+    <w:basedOn w:val="878"/>
+    <w:next w:val="878"/>
     <w:uiPriority w:val="39"/>
     <w:unhideWhenUsed/>
     <w:pPr>
@@ -42201,10 +42203,10 @@
       <w:ind w:left="1320"/>
     </w:pPr>
   </w:style>
-  <w:style w:type="paragraph" w:styleId="196">
+  <w:style w:type="paragraph" w:styleId="873">
     <w:name w:val="toc 8"/>
-    <w:basedOn w:val="669"/>
-    <w:next w:val="669"/>
+    <w:basedOn w:val="878"/>
+    <w:next w:val="878"/>
     <w:uiPriority w:val="39"/>
     <w:unhideWhenUsed/>
     <w:pPr>
@@ -42213,10 +42215,10 @@
       <w:ind w:left="1540"/>
     </w:pPr>
   </w:style>
-  <w:style w:type="paragraph" w:styleId="197">
+  <w:style w:type="paragraph" w:styleId="874">
     <w:name w:val="toc 9"/>
-    <w:basedOn w:val="669"/>
-    <w:next w:val="669"/>
+    <w:basedOn w:val="878"/>
+    <w:next w:val="878"/>
     <w:uiPriority w:val="39"/>
     <w:unhideWhenUsed/>
     <w:pPr>
@@ -42225,9 +42227,9 @@
       <w:ind w:left="1760"/>
     </w:pPr>
   </w:style>
-  <w:style w:type="character" w:styleId="198">
+  <w:style w:type="character" w:styleId="875">
     <w:name w:val="Placeholder Text"/>
-    <w:basedOn w:val="676"/>
+    <w:basedOn w:val="885"/>
     <w:uiPriority w:val="99"/>
     <w:semiHidden/>
     <w:pPr>
@@ -42239,7 +42241,7 @@
       <w:color w:val="666666"/>
     </w:rPr>
   </w:style>
-  <w:style w:type="paragraph" w:styleId="208">
+  <w:style w:type="paragraph" w:styleId="876">
     <w:name w:val="TOC Heading"/>
     <w:uiPriority w:val="39"/>
     <w:unhideWhenUsed/>
@@ -42249,10 +42251,10 @@
       <w:ind/>
     </w:pPr>
   </w:style>
-  <w:style w:type="paragraph" w:styleId="209">
+  <w:style w:type="paragraph" w:styleId="877">
     <w:name w:val="table of figures"/>
-    <w:basedOn w:val="669"/>
-    <w:next w:val="669"/>
+    <w:basedOn w:val="878"/>
+    <w:next w:val="878"/>
     <w:uiPriority w:val="99"/>
     <w:unhideWhenUsed/>
     <w:pPr>
@@ -42261,7 +42263,7 @@
       <w:ind/>
     </w:pPr>
   </w:style>
-  <w:style w:type="paragraph" w:styleId="669" w:default="1">
+  <w:style w:type="paragraph" w:styleId="878" w:default="1">
     <w:name w:val="Normal"/>
     <w:qFormat/>
     <w:pPr>
@@ -42270,10 +42272,10 @@
       <w:ind/>
     </w:pPr>
   </w:style>
-  <w:style w:type="paragraph" w:styleId="670">
+  <w:style w:type="paragraph" w:styleId="879">
     <w:name w:val="Heading 1"/>
-    <w:basedOn w:val="669"/>
-    <w:next w:val="669"/>
+    <w:basedOn w:val="878"/>
+    <w:next w:val="878"/>
     <w:uiPriority w:val="9"/>
     <w:qFormat/>
     <w:pPr>
@@ -42294,10 +42296,10 @@
       <w:szCs w:val="32"/>
     </w:rPr>
   </w:style>
-  <w:style w:type="paragraph" w:styleId="671">
+  <w:style w:type="paragraph" w:styleId="880">
     <w:name w:val="Heading 2"/>
-    <w:basedOn w:val="669"/>
-    <w:next w:val="669"/>
+    <w:basedOn w:val="878"/>
+    <w:next w:val="878"/>
     <w:uiPriority w:val="9"/>
     <w:unhideWhenUsed/>
     <w:qFormat/>
@@ -42319,10 +42321,10 @@
       <w:szCs w:val="26"/>
     </w:rPr>
   </w:style>
-  <w:style w:type="paragraph" w:styleId="672">
+  <w:style w:type="paragraph" w:styleId="881">
     <w:name w:val="Heading 3"/>
-    <w:basedOn w:val="669"/>
-    <w:next w:val="669"/>
+    <w:basedOn w:val="878"/>
+    <w:next w:val="878"/>
     <w:uiPriority w:val="9"/>
     <w:semiHidden/>
     <w:unhideWhenUsed/>
@@ -42345,10 +42347,10 @@
       <w:szCs w:val="24"/>
     </w:rPr>
   </w:style>
-  <w:style w:type="paragraph" w:styleId="673">
+  <w:style w:type="paragraph" w:styleId="882">
     <w:name w:val="Heading 4"/>
-    <w:basedOn w:val="669"/>
-    <w:next w:val="669"/>
+    <w:basedOn w:val="878"/>
+    <w:next w:val="878"/>
     <w:uiPriority w:val="9"/>
     <w:semiHidden/>
     <w:unhideWhenUsed/>
@@ -42371,10 +42373,10 @@
       <w:color w:val="2e74b5"/>
     </w:rPr>
   </w:style>
-  <w:style w:type="paragraph" w:styleId="674">
+  <w:style w:type="paragraph" w:styleId="883">
     <w:name w:val="Heading 5"/>
-    <w:basedOn w:val="669"/>
-    <w:next w:val="669"/>
+    <w:basedOn w:val="878"/>
+    <w:next w:val="878"/>
     <w:uiPriority w:val="9"/>
     <w:semiHidden/>
     <w:unhideWhenUsed/>
@@ -42395,10 +42397,10 @@
       <w:color w:val="2e74b5"/>
     </w:rPr>
   </w:style>
-  <w:style w:type="paragraph" w:styleId="675">
+  <w:style w:type="paragraph" w:styleId="884">
     <w:name w:val="Heading 6"/>
-    <w:basedOn w:val="669"/>
-    <w:next w:val="669"/>
+    <w:basedOn w:val="878"/>
+    <w:next w:val="878"/>
     <w:uiPriority w:val="9"/>
     <w:semiHidden/>
     <w:unhideWhenUsed/>
@@ -42419,7 +42421,7 @@
       <w:color w:val="1f4d78"/>
     </w:rPr>
   </w:style>
-  <w:style w:type="character" w:styleId="676" w:default="1">
+  <w:style w:type="character" w:styleId="885" w:default="1">
     <w:name w:val="Default Paragraph Font"/>
     <w:uiPriority w:val="1"/>
     <w:semiHidden/>
@@ -42430,7 +42432,7 @@
       <w:ind/>
     </w:pPr>
   </w:style>
-  <w:style w:type="table" w:styleId="677" w:default="1">
+  <w:style w:type="table" w:styleId="886" w:default="1">
     <w:name w:val="Normal Table"/>
     <w:uiPriority w:val="99"/>
     <w:semiHidden/>
@@ -42623,7 +42625,7 @@
       </w:tcPr>
     </w:tblStylePr>
   </w:style>
-  <w:style w:type="numbering" w:styleId="678" w:default="1">
+  <w:style w:type="numbering" w:styleId="887" w:default="1">
     <w:name w:val="No List"/>
     <w:uiPriority w:val="99"/>
     <w:semiHidden/>
@@ -42634,7 +42636,7 @@
       <w:ind/>
     </w:pPr>
   </w:style>
-  <w:style w:type="table" w:styleId="679" w:customStyle="1">
+  <w:style w:type="table" w:styleId="888" w:customStyle="1">
     <w:name w:val="TableNormal"/>
     <w:pPr>
       <w:pBdr/>
@@ -42823,10 +42825,10 @@
       </w:tcPr>
     </w:tblStylePr>
   </w:style>
-  <w:style w:type="paragraph" w:styleId="680">
+  <w:style w:type="paragraph" w:styleId="889">
     <w:name w:val="Title"/>
-    <w:basedOn w:val="669"/>
-    <w:next w:val="669"/>
+    <w:basedOn w:val="878"/>
+    <w:next w:val="878"/>
     <w:uiPriority w:val="10"/>
     <w:qFormat/>
     <w:pPr>
@@ -42846,7 +42848,7 @@
       <w:szCs w:val="56"/>
     </w:rPr>
   </w:style>
-  <w:style w:type="paragraph" w:styleId="681" w:customStyle="1">
+  <w:style w:type="paragraph" w:styleId="890" w:customStyle="1">
     <w:name w:val="Kiemelés 21"/>
     <w:qFormat/>
     <w:pPr>
@@ -42859,7 +42861,7 @@
       <w:bCs/>
     </w:rPr>
   </w:style>
-  <w:style w:type="paragraph" w:styleId="682">
+  <w:style w:type="paragraph" w:styleId="891">
     <w:name w:val="List Paragraph"/>
     <w:qFormat/>
     <w:pPr>
@@ -42868,7 +42870,7 @@
       <w:ind/>
     </w:pPr>
   </w:style>
-  <w:style w:type="character" w:styleId="683">
+  <w:style w:type="character" w:styleId="892">
     <w:name w:val="Hyperlink"/>
     <w:uiPriority w:val="99"/>
     <w:unhideWhenUsed/>
@@ -42882,7 +42884,7 @@
       <w:u w:val="single"/>
     </w:rPr>
   </w:style>
-  <w:style w:type="character" w:styleId="684">
+  <w:style w:type="character" w:styleId="893">
     <w:name w:val="footnote reference"/>
     <w:uiPriority w:val="99"/>
     <w:semiHidden/>
@@ -42896,9 +42898,9 @@
       <w:vertAlign w:val="superscript"/>
     </w:rPr>
   </w:style>
-  <w:style w:type="paragraph" w:styleId="685">
+  <w:style w:type="paragraph" w:styleId="894">
     <w:name w:val="footnote text"/>
-    <w:link w:val="686"/>
+    <w:link w:val="895"/>
     <w:uiPriority w:val="99"/>
     <w:semiHidden/>
     <w:unhideWhenUsed/>
@@ -42908,9 +42910,9 @@
       <w:ind/>
     </w:pPr>
   </w:style>
-  <w:style w:type="character" w:styleId="686" w:customStyle="1">
+  <w:style w:type="character" w:styleId="895" w:customStyle="1">
     <w:name w:val="Lábjegyzetszöveg Char"/>
-    <w:link w:val="685"/>
+    <w:link w:val="894"/>
     <w:uiPriority w:val="99"/>
     <w:semiHidden/>
     <w:unhideWhenUsed/>
@@ -42924,7 +42926,7 @@
       <w:szCs w:val="20"/>
     </w:rPr>
   </w:style>
-  <w:style w:type="character" w:styleId="687">
+  <w:style w:type="character" w:styleId="896">
     <w:name w:val="endnote reference"/>
     <w:uiPriority w:val="99"/>
     <w:semiHidden/>
@@ -42938,9 +42940,9 @@
       <w:vertAlign w:val="superscript"/>
     </w:rPr>
   </w:style>
-  <w:style w:type="paragraph" w:styleId="688">
+  <w:style w:type="paragraph" w:styleId="897">
     <w:name w:val="endnote text"/>
-    <w:link w:val="689"/>
+    <w:link w:val="898"/>
     <w:uiPriority w:val="99"/>
     <w:semiHidden/>
     <w:unhideWhenUsed/>
@@ -42950,9 +42952,9 @@
       <w:ind/>
     </w:pPr>
   </w:style>
-  <w:style w:type="character" w:styleId="689" w:customStyle="1">
+  <w:style w:type="character" w:styleId="898" w:customStyle="1">
     <w:name w:val="Végjegyzet szövege Char"/>
-    <w:link w:val="688"/>
+    <w:link w:val="897"/>
     <w:uiPriority w:val="99"/>
     <w:semiHidden/>
     <w:unhideWhenUsed/>
@@ -42966,10 +42968,10 @@
       <w:szCs w:val="20"/>
     </w:rPr>
   </w:style>
-  <w:style w:type="paragraph" w:styleId="690">
+  <w:style w:type="paragraph" w:styleId="899">
     <w:name w:val="Subtitle"/>
-    <w:basedOn w:val="669"/>
-    <w:next w:val="669"/>
+    <w:basedOn w:val="878"/>
+    <w:next w:val="878"/>
     <w:uiPriority w:val="11"/>
     <w:qFormat/>
     <w:pPr>
@@ -42988,9 +42990,9 @@
       <w:szCs w:val="48"/>
     </w:rPr>
   </w:style>
-  <w:style w:type="table" w:styleId="691" w:customStyle="1">
+  <w:style w:type="table" w:styleId="900" w:customStyle="1">
     <w:name w:val="StGen0"/>
-    <w:basedOn w:val="679"/>
+    <w:basedOn w:val="888"/>
     <w:pPr>
       <w:pBdr/>
       <w:spacing/>
@@ -43180,9 +43182,9 @@
       </w:tcPr>
     </w:tblStylePr>
   </w:style>
-  <w:style w:type="table" w:styleId="692" w:customStyle="1">
+  <w:style w:type="table" w:styleId="901" w:customStyle="1">
     <w:name w:val="StGen1"/>
-    <w:basedOn w:val="679"/>
+    <w:basedOn w:val="888"/>
     <w:pPr>
       <w:pBdr/>
       <w:spacing/>
@@ -43372,9 +43374,9 @@
       </w:tcPr>
     </w:tblStylePr>
   </w:style>
-  <w:style w:type="table" w:styleId="693" w:customStyle="1">
+  <w:style w:type="table" w:styleId="902" w:customStyle="1">
     <w:name w:val="StGen2"/>
-    <w:basedOn w:val="679"/>
+    <w:basedOn w:val="888"/>
     <w:pPr>
       <w:pBdr/>
       <w:spacing/>
@@ -43564,9 +43566,9 @@
       </w:tcPr>
     </w:tblStylePr>
   </w:style>
-  <w:style w:type="table" w:styleId="694" w:customStyle="1">
+  <w:style w:type="table" w:styleId="903" w:customStyle="1">
     <w:name w:val="StGen3"/>
-    <w:basedOn w:val="679"/>
+    <w:basedOn w:val="888"/>
     <w:pPr>
       <w:pBdr/>
       <w:spacing/>
@@ -43756,9 +43758,9 @@
       </w:tcPr>
     </w:tblStylePr>
   </w:style>
-  <w:style w:type="table" w:styleId="695" w:customStyle="1">
+  <w:style w:type="table" w:styleId="904" w:customStyle="1">
     <w:name w:val="StGen4"/>
-    <w:basedOn w:val="679"/>
+    <w:basedOn w:val="888"/>
     <w:pPr>
       <w:pBdr/>
       <w:spacing/>
@@ -43948,9 +43950,9 @@
       </w:tcPr>
     </w:tblStylePr>
   </w:style>
-  <w:style w:type="table" w:styleId="696" w:customStyle="1">
+  <w:style w:type="table" w:styleId="905" w:customStyle="1">
     <w:name w:val="StGen5"/>
-    <w:basedOn w:val="679"/>
+    <w:basedOn w:val="888"/>
     <w:pPr>
       <w:pBdr/>
       <w:spacing/>
@@ -44140,9 +44142,9 @@
       </w:tcPr>
     </w:tblStylePr>
   </w:style>
-  <w:style w:type="table" w:styleId="697" w:customStyle="1">
+  <w:style w:type="table" w:styleId="906" w:customStyle="1">
     <w:name w:val="StGen6"/>
-    <w:basedOn w:val="679"/>
+    <w:basedOn w:val="888"/>
     <w:pPr>
       <w:pBdr/>
       <w:spacing/>
@@ -44332,9 +44334,9 @@
       </w:tcPr>
     </w:tblStylePr>
   </w:style>
-  <w:style w:type="table" w:styleId="698" w:customStyle="1">
+  <w:style w:type="table" w:styleId="907" w:customStyle="1">
     <w:name w:val="StGen7"/>
-    <w:basedOn w:val="679"/>
+    <w:basedOn w:val="888"/>
     <w:pPr>
       <w:pBdr/>
       <w:spacing/>
@@ -44524,9 +44526,9 @@
       </w:tcPr>
     </w:tblStylePr>
   </w:style>
-  <w:style w:type="table" w:styleId="699" w:customStyle="1">
+  <w:style w:type="table" w:styleId="908" w:customStyle="1">
     <w:name w:val="StGen8"/>
-    <w:basedOn w:val="679"/>
+    <w:basedOn w:val="888"/>
     <w:pPr>
       <w:pBdr/>
       <w:spacing/>
@@ -44716,9 +44718,9 @@
       </w:tcPr>
     </w:tblStylePr>
   </w:style>
-  <w:style w:type="table" w:styleId="700" w:customStyle="1">
+  <w:style w:type="table" w:styleId="909" w:customStyle="1">
     <w:name w:val="StGen9"/>
-    <w:basedOn w:val="679"/>
+    <w:basedOn w:val="888"/>
     <w:pPr>
       <w:pBdr/>
       <w:spacing/>
@@ -44908,9 +44910,9 @@
       </w:tcPr>
     </w:tblStylePr>
   </w:style>
-  <w:style w:type="table" w:styleId="701" w:customStyle="1">
+  <w:style w:type="table" w:styleId="910" w:customStyle="1">
     <w:name w:val="StGen10"/>
-    <w:basedOn w:val="679"/>
+    <w:basedOn w:val="888"/>
     <w:pPr>
       <w:pBdr/>
       <w:spacing/>
@@ -45100,9 +45102,9 @@
       </w:tcPr>
     </w:tblStylePr>
   </w:style>
-  <w:style w:type="table" w:styleId="702" w:customStyle="1">
+  <w:style w:type="table" w:styleId="911" w:customStyle="1">
     <w:name w:val="StGen11"/>
-    <w:basedOn w:val="679"/>
+    <w:basedOn w:val="888"/>
     <w:pPr>
       <w:pBdr/>
       <w:spacing/>
@@ -45292,9 +45294,9 @@
       </w:tcPr>
     </w:tblStylePr>
   </w:style>
-  <w:style w:type="table" w:styleId="703" w:customStyle="1">
+  <w:style w:type="table" w:styleId="912" w:customStyle="1">
     <w:name w:val="StGen12"/>
-    <w:basedOn w:val="679"/>
+    <w:basedOn w:val="888"/>
     <w:pPr>
       <w:pBdr/>
       <w:spacing/>
@@ -45484,9 +45486,9 @@
       </w:tcPr>
     </w:tblStylePr>
   </w:style>
-  <w:style w:type="table" w:styleId="704" w:customStyle="1">
+  <w:style w:type="table" w:styleId="913" w:customStyle="1">
     <w:name w:val="StGen13"/>
-    <w:basedOn w:val="679"/>
+    <w:basedOn w:val="888"/>
     <w:pPr>
       <w:pBdr/>
       <w:spacing/>
@@ -45676,9 +45678,9 @@
       </w:tcPr>
     </w:tblStylePr>
   </w:style>
-  <w:style w:type="table" w:styleId="705" w:customStyle="1">
+  <w:style w:type="table" w:styleId="914" w:customStyle="1">
     <w:name w:val="StGen14"/>
-    <w:basedOn w:val="679"/>
+    <w:basedOn w:val="888"/>
     <w:pPr>
       <w:pBdr/>
       <w:spacing/>
@@ -45868,9 +45870,9 @@
       </w:tcPr>
     </w:tblStylePr>
   </w:style>
-  <w:style w:type="table" w:styleId="706" w:customStyle="1">
+  <w:style w:type="table" w:styleId="915" w:customStyle="1">
     <w:name w:val="StGen15"/>
-    <w:basedOn w:val="679"/>
+    <w:basedOn w:val="888"/>
     <w:pPr>
       <w:pBdr/>
       <w:spacing/>
@@ -46060,9 +46062,9 @@
       </w:tcPr>
     </w:tblStylePr>
   </w:style>
-  <w:style w:type="table" w:styleId="707" w:customStyle="1">
+  <w:style w:type="table" w:styleId="916" w:customStyle="1">
     <w:name w:val="StGen16"/>
-    <w:basedOn w:val="679"/>
+    <w:basedOn w:val="888"/>
     <w:pPr>
       <w:pBdr/>
       <w:spacing/>
@@ -46252,9 +46254,9 @@
       </w:tcPr>
     </w:tblStylePr>
   </w:style>
-  <w:style w:type="table" w:styleId="708" w:customStyle="1">
+  <w:style w:type="table" w:styleId="917" w:customStyle="1">
     <w:name w:val="StGen17"/>
-    <w:basedOn w:val="679"/>
+    <w:basedOn w:val="888"/>
     <w:pPr>
       <w:pBdr/>
       <w:spacing/>
@@ -46444,9 +46446,9 @@
       </w:tcPr>
     </w:tblStylePr>
   </w:style>
-  <w:style w:type="table" w:styleId="709" w:customStyle="1">
+  <w:style w:type="table" w:styleId="918" w:customStyle="1">
     <w:name w:val="StGen18"/>
-    <w:basedOn w:val="679"/>
+    <w:basedOn w:val="888"/>
     <w:pPr>
       <w:pBdr/>
       <w:spacing/>
@@ -46636,9 +46638,9 @@
       </w:tcPr>
     </w:tblStylePr>
   </w:style>
-  <w:style w:type="table" w:styleId="710" w:customStyle="1">
+  <w:style w:type="table" w:styleId="919" w:customStyle="1">
     <w:name w:val="StGen19"/>
-    <w:basedOn w:val="679"/>
+    <w:basedOn w:val="888"/>
     <w:pPr>
       <w:pBdr/>
       <w:spacing/>
@@ -46828,9 +46830,9 @@
       </w:tcPr>
     </w:tblStylePr>
   </w:style>
-  <w:style w:type="table" w:styleId="711" w:customStyle="1">
+  <w:style w:type="table" w:styleId="920" w:customStyle="1">
     <w:name w:val="StGen20"/>
-    <w:basedOn w:val="679"/>
+    <w:basedOn w:val="888"/>
     <w:pPr>
       <w:pBdr/>
       <w:spacing/>
@@ -47020,9 +47022,9 @@
       </w:tcPr>
     </w:tblStylePr>
   </w:style>
-  <w:style w:type="table" w:styleId="712" w:customStyle="1">
+  <w:style w:type="table" w:styleId="921" w:customStyle="1">
     <w:name w:val="StGen21"/>
-    <w:basedOn w:val="679"/>
+    <w:basedOn w:val="888"/>
     <w:pPr>
       <w:pBdr/>
       <w:spacing/>
@@ -47212,9 +47214,9 @@
       </w:tcPr>
     </w:tblStylePr>
   </w:style>
-  <w:style w:type="table" w:styleId="713" w:customStyle="1">
+  <w:style w:type="table" w:styleId="922" w:customStyle="1">
     <w:name w:val="StGen22"/>
-    <w:basedOn w:val="679"/>
+    <w:basedOn w:val="888"/>
     <w:pPr>
       <w:pBdr/>
       <w:spacing/>
@@ -47404,9 +47406,9 @@
       </w:tcPr>
     </w:tblStylePr>
   </w:style>
-  <w:style w:type="table" w:styleId="714" w:customStyle="1">
+  <w:style w:type="table" w:styleId="923" w:customStyle="1">
     <w:name w:val="StGen23"/>
-    <w:basedOn w:val="679"/>
+    <w:basedOn w:val="888"/>
     <w:pPr>
       <w:pBdr/>
       <w:spacing/>
@@ -47596,9 +47598,9 @@
       </w:tcPr>
     </w:tblStylePr>
   </w:style>
-  <w:style w:type="table" w:styleId="715" w:customStyle="1">
+  <w:style w:type="table" w:styleId="924" w:customStyle="1">
     <w:name w:val="StGen24"/>
-    <w:basedOn w:val="679"/>
+    <w:basedOn w:val="888"/>
     <w:pPr>
       <w:pBdr/>
       <w:spacing/>
@@ -47788,9 +47790,9 @@
       </w:tcPr>
     </w:tblStylePr>
   </w:style>
-  <w:style w:type="table" w:styleId="716" w:customStyle="1">
+  <w:style w:type="table" w:styleId="925" w:customStyle="1">
     <w:name w:val="StGen25"/>
-    <w:basedOn w:val="679"/>
+    <w:basedOn w:val="888"/>
     <w:pPr>
       <w:pBdr/>
       <w:spacing/>
